--- a/documentation/Architecture.docx
+++ b/documentation/Architecture.docx
@@ -4,7 +4,7 @@
   <w:body>
     <w:p>
       <w:pPr>
-        <w:pStyle w:val="14"/>
+        <w:pStyle w:val="667"/>
         <w:rPr>
           <w:lang w:val="ru-RU"/>
         </w:rPr>
@@ -14,6 +14,11 @@
           <w:lang w:val="ru-RU"/>
         </w:rPr>
         <w:t xml:space="preserve">Задача</w:t>
+      </w:r>
+      <w:r>
+        <w:rPr>
+          <w:lang w:val="ru-RU"/>
+        </w:rPr>
       </w:r>
       <w:r>
         <w:rPr>
@@ -41,6 +46,12 @@
           <w:lang w:val="ru-RU"/>
         </w:rPr>
       </w:r>
+      <w:r>
+        <w:rPr>
+          <w:highlight w:val="none"/>
+          <w:lang w:val="ru-RU"/>
+        </w:rPr>
+      </w:r>
     </w:p>
     <w:p>
       <w:pPr>
@@ -65,6 +76,11 @@
           <w:lang w:val="ru-RU"/>
         </w:rPr>
       </w:r>
+      <w:r>
+        <w:rPr>
+          <w:lang w:val="ru-RU"/>
+        </w:rPr>
+      </w:r>
     </w:p>
     <w:p>
       <w:pPr>
@@ -92,6 +108,7 @@
       </w:r>
       <w:r>
         <w:rPr>
+          <w:highlight w:val="none"/>
           <w:lang w:val="ru-RU"/>
         </w:rPr>
       </w:r>
@@ -109,6 +126,12 @@
           <w:lang w:val="ru-RU"/>
         </w:rPr>
         <w:t xml:space="preserve">Дополнительные требования:</w:t>
+      </w:r>
+      <w:r>
+        <w:rPr>
+          <w:highlight w:val="none"/>
+          <w:lang w:val="ru-RU"/>
+        </w:rPr>
       </w:r>
       <w:r>
         <w:rPr>
@@ -214,7 +237,7 @@
     </w:p>
     <w:p>
       <w:pPr>
-        <w:pStyle w:val="16"/>
+        <w:pStyle w:val="669"/>
         <w:rPr>
           <w:lang w:val="ru-RU"/>
         </w:rPr>
@@ -229,13 +252,18 @@
       <w:r>
         <w:rPr>
           <w:highlight w:val="none"/>
+          <w:lang w:val="ru-RU"/>
+        </w:rPr>
+      </w:r>
+      <w:r>
+        <w:rPr>
           <w:lang w:val="ru-RU"/>
         </w:rPr>
       </w:r>
     </w:p>
     <w:p>
       <w:pPr>
-        <w:pStyle w:val="622"/>
+        <w:pStyle w:val="847"/>
         <w:numPr>
           <w:ilvl w:val="0"/>
           <w:numId w:val="1"/>
@@ -255,10 +283,15 @@
           <w:lang w:val="ru-RU"/>
         </w:rPr>
       </w:r>
+      <w:r>
+        <w:rPr>
+          <w:lang w:val="ru-RU"/>
+        </w:rPr>
+      </w:r>
     </w:p>
     <w:p>
       <w:pPr>
-        <w:pStyle w:val="622"/>
+        <w:pStyle w:val="847"/>
         <w:numPr>
           <w:ilvl w:val="1"/>
           <w:numId w:val="1"/>
@@ -280,10 +313,15 @@
           <w:lang w:val="ru-RU"/>
         </w:rPr>
       </w:r>
+      <w:r>
+        <w:rPr>
+          <w:lang w:val="ru-RU"/>
+        </w:rPr>
+      </w:r>
     </w:p>
     <w:p>
       <w:pPr>
-        <w:pStyle w:val="622"/>
+        <w:pStyle w:val="847"/>
         <w:numPr>
           <w:ilvl w:val="1"/>
           <w:numId w:val="1"/>
@@ -305,10 +343,15 @@
           <w:lang w:val="ru-RU"/>
         </w:rPr>
       </w:r>
+      <w:r>
+        <w:rPr>
+          <w:lang w:val="ru-RU"/>
+        </w:rPr>
+      </w:r>
     </w:p>
     <w:p>
       <w:pPr>
-        <w:pStyle w:val="622"/>
+        <w:pStyle w:val="847"/>
         <w:numPr>
           <w:ilvl w:val="1"/>
           <w:numId w:val="1"/>
@@ -330,10 +373,15 @@
           <w:lang w:val="ru-RU"/>
         </w:rPr>
       </w:r>
+      <w:r>
+        <w:rPr>
+          <w:lang w:val="ru-RU"/>
+        </w:rPr>
+      </w:r>
     </w:p>
     <w:p>
       <w:pPr>
-        <w:pStyle w:val="622"/>
+        <w:pStyle w:val="847"/>
         <w:numPr>
           <w:ilvl w:val="0"/>
           <w:numId w:val="1"/>
@@ -355,10 +403,15 @@
           <w:lang w:val="ru-RU"/>
         </w:rPr>
       </w:r>
+      <w:r>
+        <w:rPr>
+          <w:lang w:val="ru-RU"/>
+        </w:rPr>
+      </w:r>
     </w:p>
     <w:p>
       <w:pPr>
-        <w:pStyle w:val="622"/>
+        <w:pStyle w:val="847"/>
         <w:numPr>
           <w:ilvl w:val="1"/>
           <w:numId w:val="1"/>
@@ -380,10 +433,15 @@
           <w:lang w:val="ru-RU"/>
         </w:rPr>
       </w:r>
+      <w:r>
+        <w:rPr>
+          <w:lang w:val="ru-RU"/>
+        </w:rPr>
+      </w:r>
     </w:p>
     <w:p>
       <w:pPr>
-        <w:pStyle w:val="622"/>
+        <w:pStyle w:val="847"/>
         <w:numPr>
           <w:ilvl w:val="1"/>
           <w:numId w:val="1"/>
@@ -401,7 +459,6 @@
       </w:r>
       <w:r>
         <w:rPr>
-          <w:highlight w:val="none"/>
           <w:lang w:val="ru-RU"/>
         </w:rPr>
       </w:r>
@@ -413,7 +470,7 @@
     </w:p>
     <w:p>
       <w:pPr>
-        <w:pStyle w:val="16"/>
+        <w:pStyle w:val="669"/>
         <w:rPr>
           <w:lang w:val="ru-RU"/>
         </w:rPr>
@@ -428,6 +485,11 @@
       <w:r>
         <w:rPr>
           <w:highlight w:val="none"/>
+          <w:lang w:val="ru-RU"/>
+        </w:rPr>
+      </w:r>
+      <w:r>
+        <w:rPr>
           <w:lang w:val="ru-RU"/>
         </w:rPr>
       </w:r>
@@ -442,11 +504,22 @@
         <w:rPr>
           <w:lang w:val="ru-RU"/>
         </w:rPr>
-        <w:t xml:space="preserve">В постановке задачи много неизвестных факторов. Было бы неплохо уточнить у бизнес-аналитика (или похожей роли) требования к воплощению. В условиях "сделать быстро со сроком вчера", "сделать черновик" вне фактической производственной необходимости итерацию "вопрос-ответ" не буду воспроизводить: воспользуюсь рядом предположений и собственных архитектурных решений, которые позволят уже начать работать, а ответы на вопросы получить позже.</w:t>
-      </w:r>
-      <w:r>
-        <w:rPr>
-          <w:highlight w:val="none"/>
+        <w:t xml:space="preserve">В постановке задачи много неизвестных факторов. Было бы неплохо уточнить у бизнес-аналитика (или похожей роли) требования к воплощению. В условиях "сделать быстро со сроком вчера", "</w:t>
+      </w:r>
+      <w:r>
+        <w:rPr>
+          <w:lang w:val="ru-RU"/>
+        </w:rPr>
+        <w:t xml:space="preserve">сделать черновик" вне фактической производственной необходимости итерацию "вопрос-ответ" не буду воспроизводить: воспользуюсь рядом предположений и собственных архитектурных решений, которые позволят уже начать работать, а ответы на вопросы получить позже.</w:t>
+      </w:r>
+      <w:r>
+        <w:rPr>
+          <w:highlight w:val="none"/>
+          <w:lang w:val="ru-RU"/>
+        </w:rPr>
+      </w:r>
+      <w:r>
+        <w:rPr>
           <w:lang w:val="ru-RU"/>
         </w:rPr>
       </w:r>
@@ -477,13 +550,14 @@
       </w:r>
       <w:r>
         <w:rPr>
+          <w:highlight w:val="none"/>
           <w:lang w:val="ru-RU"/>
         </w:rPr>
       </w:r>
     </w:p>
     <w:p>
       <w:pPr>
-        <w:pStyle w:val="622"/>
+        <w:pStyle w:val="847"/>
         <w:numPr>
           <w:ilvl w:val="0"/>
           <w:numId w:val="2"/>
@@ -556,14 +630,13 @@
       </w:r>
       <w:r>
         <w:rPr>
-          <w:highlight w:val="none"/>
           <w:lang w:val="ru-RU"/>
         </w:rPr>
       </w:r>
     </w:p>
     <w:p>
       <w:pPr>
-        <w:pStyle w:val="622"/>
+        <w:pStyle w:val="847"/>
         <w:numPr>
           <w:ilvl w:val="0"/>
           <w:numId w:val="2"/>
@@ -676,10 +749,15 @@
           <w:lang w:val="ru-RU"/>
         </w:rPr>
       </w:r>
+      <w:r>
+        <w:rPr>
+          <w:lang w:val="ru-RU"/>
+        </w:rPr>
+      </w:r>
     </w:p>
     <w:p>
       <w:pPr>
-        <w:pStyle w:val="622"/>
+        <w:pStyle w:val="847"/>
         <w:numPr>
           <w:ilvl w:val="0"/>
           <w:numId w:val="2"/>
@@ -715,10 +793,16 @@
           <w:lang w:val="ru-RU"/>
         </w:rPr>
       </w:r>
+      <w:r>
+        <w:rPr>
+          <w:highlight w:val="none"/>
+          <w:lang w:val="ru-RU"/>
+        </w:rPr>
+      </w:r>
     </w:p>
     <w:p>
       <w:pPr>
-        <w:pStyle w:val="622"/>
+        <w:pStyle w:val="847"/>
         <w:numPr>
           <w:ilvl w:val="1"/>
           <w:numId w:val="2"/>
@@ -792,19 +876,19 @@
       </w:r>
       <w:r>
         <w:rPr>
-          <w:highlight w:val="none"/>
-          <w:lang w:val="ru-RU"/>
-        </w:rPr>
-      </w:r>
-      <w:r>
-        <w:rPr>
+          <w:lang w:val="ru-RU"/>
+        </w:rPr>
+      </w:r>
+      <w:r>
+        <w:rPr>
+          <w:highlight w:val="none"/>
           <w:lang w:val="ru-RU"/>
         </w:rPr>
       </w:r>
     </w:p>
     <w:p>
       <w:pPr>
-        <w:pStyle w:val="622"/>
+        <w:pStyle w:val="847"/>
         <w:numPr>
           <w:ilvl w:val="1"/>
           <w:numId w:val="2"/>
@@ -818,55 +902,7 @@
           <w:highlight w:val="none"/>
           <w:lang w:val="ru-RU"/>
         </w:rPr>
-      </w:r>
-      <w:r>
-        <w:rPr>
-          <w:highlight w:val="none"/>
-          <w:lang w:val="ru-RU"/>
-        </w:rPr>
-        <w:t xml:space="preserve">M</w:t>
-      </w:r>
-      <w:r>
-        <w:rPr>
-          <w:highlight w:val="none"/>
-          <w:lang w:val="ru-RU"/>
-        </w:rPr>
-        <w:t xml:space="preserve">i</w:t>
-      </w:r>
-      <w:r>
-        <w:rPr>
-          <w:highlight w:val="none"/>
-          <w:lang w:val="ru-RU"/>
-        </w:rPr>
-        <w:t xml:space="preserve">n</w:t>
-      </w:r>
-      <w:r>
-        <w:rPr>
-          <w:highlight w:val="none"/>
-          <w:lang w:val="ru-RU"/>
-        </w:rPr>
-        <w:t xml:space="preserve">i</w:t>
-      </w:r>
-      <w:r>
-        <w:rPr>
-          <w:highlight w:val="none"/>
-          <w:lang w:val="ru-RU"/>
-        </w:rPr>
-        <w:t xml:space="preserve">m</w:t>
-      </w:r>
-      <w:r>
-        <w:rPr>
-          <w:highlight w:val="none"/>
-          <w:lang w:val="ru-RU"/>
-        </w:rPr>
-        <w:t xml:space="preserve">a</w:t>
-      </w:r>
-      <w:r>
-        <w:rPr>
-          <w:highlight w:val="none"/>
-          <w:lang w:val="ru-RU"/>
-        </w:rPr>
-        <w:t xml:space="preserve">l</w:t>
+        <w:t xml:space="preserve">минимальное, простенькое сетевое</w:t>
       </w:r>
       <w:r>
         <w:rPr>
@@ -898,7 +934,6 @@
       </w:r>
       <w:r>
         <w:rPr>
-          <w:highlight w:val="none"/>
           <w:lang w:val="ru-RU"/>
         </w:rPr>
       </w:r>
@@ -910,7 +945,7 @@
     </w:p>
     <w:p>
       <w:pPr>
-        <w:pStyle w:val="622"/>
+        <w:pStyle w:val="847"/>
         <w:numPr>
           <w:ilvl w:val="1"/>
           <w:numId w:val="2"/>
@@ -940,14 +975,13 @@
       </w:r>
       <w:r>
         <w:rPr>
-          <w:highlight w:val="none"/>
           <w:lang w:val="ru-RU"/>
         </w:rPr>
       </w:r>
     </w:p>
     <w:p>
       <w:pPr>
-        <w:pStyle w:val="622"/>
+        <w:pStyle w:val="847"/>
         <w:numPr>
           <w:ilvl w:val="1"/>
           <w:numId w:val="2"/>
@@ -971,14 +1005,13 @@
       </w:r>
       <w:r>
         <w:rPr>
-          <w:highlight w:val="none"/>
           <w:lang w:val="ru-RU"/>
         </w:rPr>
       </w:r>
     </w:p>
     <w:p>
       <w:pPr>
-        <w:pStyle w:val="622"/>
+        <w:pStyle w:val="847"/>
         <w:numPr>
           <w:ilvl w:val="0"/>
           <w:numId w:val="2"/>
@@ -1000,10 +1033,16 @@
           <w:lang w:val="ru-RU"/>
         </w:rPr>
       </w:r>
+      <w:r>
+        <w:rPr>
+          <w:highlight w:val="none"/>
+          <w:lang w:val="ru-RU"/>
+        </w:rPr>
+      </w:r>
     </w:p>
     <w:p>
       <w:pPr>
-        <w:pStyle w:val="622"/>
+        <w:pStyle w:val="847"/>
         <w:numPr>
           <w:ilvl w:val="1"/>
           <w:numId w:val="2"/>
@@ -1024,10 +1063,15 @@
           <w:lang w:val="ru-RU"/>
         </w:rPr>
       </w:r>
+      <w:r>
+        <w:rPr>
+          <w:lang w:val="ru-RU"/>
+        </w:rPr>
+      </w:r>
     </w:p>
     <w:p>
       <w:pPr>
-        <w:pStyle w:val="622"/>
+        <w:pStyle w:val="847"/>
         <w:numPr>
           <w:ilvl w:val="1"/>
           <w:numId w:val="2"/>
@@ -1049,10 +1093,15 @@
           <w:lang w:val="ru-RU"/>
         </w:rPr>
       </w:r>
+      <w:r>
+        <w:rPr>
+          <w:lang w:val="ru-RU"/>
+        </w:rPr>
+      </w:r>
     </w:p>
     <w:p>
       <w:pPr>
-        <w:pStyle w:val="622"/>
+        <w:pStyle w:val="847"/>
         <w:numPr>
           <w:ilvl w:val="1"/>
           <w:numId w:val="2"/>
@@ -1074,10 +1123,15 @@
           <w:lang w:val="ru-RU"/>
         </w:rPr>
       </w:r>
+      <w:r>
+        <w:rPr>
+          <w:lang w:val="ru-RU"/>
+        </w:rPr>
+      </w:r>
     </w:p>
     <w:p>
       <w:pPr>
-        <w:pStyle w:val="622"/>
+        <w:pStyle w:val="847"/>
         <w:numPr>
           <w:ilvl w:val="0"/>
           <w:numId w:val="2"/>
@@ -1099,10 +1153,15 @@
           <w:lang w:val="ru-RU"/>
         </w:rPr>
       </w:r>
+      <w:r>
+        <w:rPr>
+          <w:lang w:val="ru-RU"/>
+        </w:rPr>
+      </w:r>
     </w:p>
     <w:p>
       <w:pPr>
-        <w:pStyle w:val="622"/>
+        <w:pStyle w:val="847"/>
         <w:numPr>
           <w:ilvl w:val="0"/>
           <w:numId w:val="2"/>
@@ -1131,10 +1190,16 @@
           <w:lang w:val="ru-RU"/>
         </w:rPr>
       </w:r>
+      <w:r>
+        <w:rPr>
+          <w:highlight w:val="none"/>
+          <w:lang w:val="ru-RU"/>
+        </w:rPr>
+      </w:r>
     </w:p>
     <w:p>
       <w:pPr>
-        <w:pStyle w:val="622"/>
+        <w:pStyle w:val="847"/>
         <w:numPr>
           <w:ilvl w:val="1"/>
           <w:numId w:val="2"/>
@@ -1247,7 +1312,7 @@
     </w:p>
     <w:p>
       <w:pPr>
-        <w:pStyle w:val="622"/>
+        <w:pStyle w:val="847"/>
         <w:numPr>
           <w:ilvl w:val="1"/>
           <w:numId w:val="2"/>
@@ -1261,95 +1326,17 @@
           <w:highlight w:val="none"/>
           <w:lang w:val="ru-RU"/>
         </w:rPr>
-        <w:t xml:space="preserve">логика сетевого приложения (уже указанный </w:t>
-      </w:r>
-      <w:r>
-        <w:rPr>
-          <w:highlight w:val="none"/>
-          <w:lang w:val="ru-RU"/>
-        </w:rPr>
-        <w:t xml:space="preserve">m</w:t>
-      </w:r>
-      <w:r>
-        <w:rPr>
-          <w:highlight w:val="none"/>
-          <w:lang w:val="ru-RU"/>
-        </w:rPr>
-        <w:t xml:space="preserve">i</w:t>
-      </w:r>
-      <w:r>
-        <w:rPr>
-          <w:highlight w:val="none"/>
-          <w:lang w:val="ru-RU"/>
-        </w:rPr>
-        <w:t xml:space="preserve">n</w:t>
-      </w:r>
-      <w:r>
-        <w:rPr>
-          <w:highlight w:val="none"/>
-          <w:lang w:val="ru-RU"/>
-        </w:rPr>
-        <w:t xml:space="preserve">i</w:t>
-      </w:r>
-      <w:r>
-        <w:rPr>
-          <w:highlight w:val="none"/>
-          <w:lang w:val="ru-RU"/>
-        </w:rPr>
-        <w:t xml:space="preserve">m</w:t>
-      </w:r>
-      <w:r>
-        <w:rPr>
-          <w:highlight w:val="none"/>
-          <w:lang w:val="ru-RU"/>
-        </w:rPr>
-        <w:t xml:space="preserve">a</w:t>
-      </w:r>
-      <w:r>
-        <w:rPr>
-          <w:highlight w:val="none"/>
-          <w:lang w:val="ru-RU"/>
-        </w:rPr>
-        <w:t xml:space="preserve">l</w:t>
-      </w:r>
-      <w:r>
-        <w:rPr>
-          <w:highlight w:val="none"/>
-          <w:lang w:val="ru-RU"/>
-        </w:rPr>
-        <w:t xml:space="preserve"> </w:t>
-      </w:r>
-      <w:r>
-        <w:rPr>
-          <w:highlight w:val="none"/>
-          <w:lang w:val="ru-RU"/>
-        </w:rPr>
-        <w:t xml:space="preserve">A</w:t>
-      </w:r>
-      <w:r>
-        <w:rPr>
-          <w:highlight w:val="none"/>
-          <w:lang w:val="ru-RU"/>
-        </w:rPr>
-        <w:t xml:space="preserve">P</w:t>
-      </w:r>
-      <w:r>
-        <w:rPr>
-          <w:highlight w:val="none"/>
-          <w:lang w:val="ru-RU"/>
-        </w:rPr>
-        <w:t xml:space="preserve">I)</w:t>
-      </w:r>
-      <w:r>
-        <w:rPr>
-          <w:highlight w:val="none"/>
+        <w:t xml:space="preserve">логика сетевого приложения</w:t>
+      </w:r>
+      <w:r>
+        <w:rPr>
           <w:lang w:val="ru-RU"/>
         </w:rPr>
       </w:r>
     </w:p>
     <w:p>
       <w:pPr>
-        <w:pStyle w:val="622"/>
+        <w:pStyle w:val="847"/>
         <w:numPr>
           <w:ilvl w:val="0"/>
           <w:numId w:val="2"/>
@@ -1371,10 +1358,15 @@
           <w:lang w:val="ru-RU"/>
         </w:rPr>
       </w:r>
+      <w:r>
+        <w:rPr>
+          <w:lang w:val="ru-RU"/>
+        </w:rPr>
+      </w:r>
     </w:p>
     <w:p>
       <w:pPr>
-        <w:pStyle w:val="622"/>
+        <w:pStyle w:val="847"/>
         <w:numPr>
           <w:ilvl w:val="1"/>
           <w:numId w:val="2"/>
@@ -1510,14 +1502,13 @@
       </w:r>
       <w:r>
         <w:rPr>
-          <w:highlight w:val="none"/>
           <w:lang w:val="ru-RU"/>
         </w:rPr>
       </w:r>
     </w:p>
     <w:p>
       <w:pPr>
-        <w:pStyle w:val="622"/>
+        <w:pStyle w:val="847"/>
         <w:numPr>
           <w:ilvl w:val="1"/>
           <w:numId w:val="2"/>
@@ -1686,6 +1677,11 @@
           <w:lang w:val="ru-RU"/>
         </w:rPr>
       </w:r>
+      <w:r>
+        <w:rPr>
+          <w:lang w:val="ru-RU"/>
+        </w:rPr>
+      </w:r>
     </w:p>
     <w:p>
       <w:pPr>
@@ -1708,10 +1704,16 @@
           <w:lang w:val="ru-RU"/>
         </w:rPr>
       </w:r>
+      <w:r>
+        <w:rPr>
+          <w:highlight w:val="none"/>
+          <w:lang w:val="ru-RU"/>
+        </w:rPr>
+      </w:r>
     </w:p>
     <w:p>
       <w:pPr>
-        <w:pStyle w:val="622"/>
+        <w:pStyle w:val="847"/>
         <w:numPr>
           <w:ilvl w:val="0"/>
           <w:numId w:val="5"/>
@@ -1733,10 +1735,15 @@
           <w:lang w:val="ru-RU"/>
         </w:rPr>
       </w:r>
+      <w:r>
+        <w:rPr>
+          <w:lang w:val="ru-RU"/>
+        </w:rPr>
+      </w:r>
     </w:p>
     <w:p>
       <w:pPr>
-        <w:pStyle w:val="622"/>
+        <w:pStyle w:val="847"/>
         <w:numPr>
           <w:ilvl w:val="0"/>
           <w:numId w:val="5"/>
@@ -1758,10 +1765,15 @@
           <w:lang w:val="ru-RU"/>
         </w:rPr>
       </w:r>
+      <w:r>
+        <w:rPr>
+          <w:lang w:val="ru-RU"/>
+        </w:rPr>
+      </w:r>
     </w:p>
     <w:p>
       <w:pPr>
-        <w:pStyle w:val="622"/>
+        <w:pStyle w:val="847"/>
         <w:numPr>
           <w:ilvl w:val="0"/>
           <w:numId w:val="5"/>
@@ -1860,6 +1872,11 @@
           <w:lang w:val="ru-RU"/>
         </w:rPr>
       </w:r>
+      <w:r>
+        <w:rPr>
+          <w:lang w:val="ru-RU"/>
+        </w:rPr>
+      </w:r>
     </w:p>
     <w:p>
       <w:pPr>
@@ -1879,6 +1896,11 @@
           <w:lang w:val="ru-RU"/>
         </w:rPr>
       </w:r>
+      <w:r>
+        <w:rPr>
+          <w:lang w:val="ru-RU"/>
+        </w:rPr>
+      </w:r>
     </w:p>
     <w:p>
       <w:pPr>
@@ -1895,6 +1917,11 @@
       <w:r>
         <w:rPr>
           <w:highlight w:val="none"/>
+          <w:lang w:val="ru-RU"/>
+        </w:rPr>
+      </w:r>
+      <w:r>
+        <w:rPr>
           <w:lang w:val="ru-RU"/>
         </w:rPr>
       </w:r>
@@ -1919,7 +1946,6 @@
       <w:pPr>
         <w:spacing w:after="0" w:line="240" w:lineRule="auto"/>
       </w:pPr>
-      <w:r/>
       <w:r>
         <w:separator/>
       </w:r>
@@ -1931,7 +1957,6 @@
       <w:pPr>
         <w:spacing w:after="0" w:line="240" w:lineRule="auto"/>
       </w:pPr>
-      <w:r/>
       <w:r>
         <w:continuationSeparator/>
       </w:r>
@@ -1948,7 +1973,6 @@
       <w:pPr>
         <w:spacing w:after="0" w:line="240" w:lineRule="auto"/>
       </w:pPr>
-      <w:r/>
       <w:r>
         <w:separator/>
       </w:r>
@@ -1960,7 +1984,6 @@
       <w:pPr>
         <w:spacing w:after="0" w:line="240" w:lineRule="auto"/>
       </w:pPr>
-      <w:r/>
       <w:r>
         <w:continuationSeparator/>
       </w:r>
@@ -2923,11 +2946,11 @@
     <w:lsdException w:name="Bibliography" w:uiPriority="37"/>
     <w:lsdException w:name="TOC Heading" w:uiPriority="39" w:qFormat="1"/>
   </w:latentStyles>
-  <w:style w:type="paragraph" w:styleId="14">
+  <w:style w:type="paragraph" w:styleId="667">
     <w:name w:val="Heading 1"/>
-    <w:basedOn w:val="618"/>
-    <w:next w:val="618"/>
-    <w:link w:val="15"/>
+    <w:basedOn w:val="843"/>
+    <w:next w:val="843"/>
+    <w:link w:val="668"/>
     <w:uiPriority w:val="9"/>
     <w:qFormat/>
     <w:pPr>
@@ -2942,10 +2965,9 @@
       <w:szCs w:val="40"/>
     </w:rPr>
   </w:style>
-  <w:style w:type="character" w:styleId="15">
+  <w:style w:type="character" w:styleId="668">
     <w:name w:val="Heading 1 Char"/>
-    <w:basedOn w:val="12"/>
-    <w:link w:val="14"/>
+    <w:link w:val="667"/>
     <w:uiPriority w:val="9"/>
     <w:rPr>
       <w:rFonts w:ascii="Liberation Sans" w:hAnsi="Liberation Sans" w:eastAsia="Liberation Sans" w:cs="Liberation Sans"/>
@@ -2953,11 +2975,11 @@
       <w:szCs w:val="40"/>
     </w:rPr>
   </w:style>
-  <w:style w:type="paragraph" w:styleId="16">
+  <w:style w:type="paragraph" w:styleId="669">
     <w:name w:val="Heading 2"/>
-    <w:basedOn w:val="618"/>
-    <w:next w:val="618"/>
-    <w:link w:val="17"/>
+    <w:basedOn w:val="843"/>
+    <w:next w:val="843"/>
+    <w:link w:val="670"/>
     <w:uiPriority w:val="9"/>
     <w:unhideWhenUsed/>
     <w:qFormat/>
@@ -2972,21 +2994,20 @@
       <w:sz w:val="34"/>
     </w:rPr>
   </w:style>
-  <w:style w:type="character" w:styleId="17">
+  <w:style w:type="character" w:styleId="670">
     <w:name w:val="Heading 2 Char"/>
-    <w:basedOn w:val="12"/>
-    <w:link w:val="16"/>
+    <w:link w:val="669"/>
     <w:uiPriority w:val="9"/>
     <w:rPr>
       <w:rFonts w:ascii="Liberation Sans" w:hAnsi="Liberation Sans" w:eastAsia="Liberation Sans" w:cs="Liberation Sans"/>
       <w:sz w:val="34"/>
     </w:rPr>
   </w:style>
-  <w:style w:type="paragraph" w:styleId="18">
+  <w:style w:type="paragraph" w:styleId="671">
     <w:name w:val="Heading 3"/>
-    <w:basedOn w:val="618"/>
-    <w:next w:val="618"/>
-    <w:link w:val="19"/>
+    <w:basedOn w:val="843"/>
+    <w:next w:val="843"/>
+    <w:link w:val="672"/>
     <w:uiPriority w:val="9"/>
     <w:unhideWhenUsed/>
     <w:qFormat/>
@@ -3002,10 +3023,9 @@
       <w:szCs w:val="30"/>
     </w:rPr>
   </w:style>
-  <w:style w:type="character" w:styleId="19">
+  <w:style w:type="character" w:styleId="672">
     <w:name w:val="Heading 3 Char"/>
-    <w:basedOn w:val="12"/>
-    <w:link w:val="18"/>
+    <w:link w:val="671"/>
     <w:uiPriority w:val="9"/>
     <w:rPr>
       <w:rFonts w:ascii="Liberation Sans" w:hAnsi="Liberation Sans" w:eastAsia="Liberation Sans" w:cs="Liberation Sans"/>
@@ -3013,11 +3033,11 @@
       <w:szCs w:val="30"/>
     </w:rPr>
   </w:style>
-  <w:style w:type="paragraph" w:styleId="20">
+  <w:style w:type="paragraph" w:styleId="673">
     <w:name w:val="Heading 4"/>
-    <w:basedOn w:val="618"/>
-    <w:next w:val="618"/>
-    <w:link w:val="21"/>
+    <w:basedOn w:val="843"/>
+    <w:next w:val="843"/>
+    <w:link w:val="674"/>
     <w:uiPriority w:val="9"/>
     <w:unhideWhenUsed/>
     <w:qFormat/>
@@ -3035,10 +3055,9 @@
       <w:szCs w:val="26"/>
     </w:rPr>
   </w:style>
-  <w:style w:type="character" w:styleId="21">
+  <w:style w:type="character" w:styleId="674">
     <w:name w:val="Heading 4 Char"/>
-    <w:basedOn w:val="12"/>
-    <w:link w:val="20"/>
+    <w:link w:val="673"/>
     <w:uiPriority w:val="9"/>
     <w:rPr>
       <w:rFonts w:ascii="Liberation Sans" w:hAnsi="Liberation Sans" w:eastAsia="Liberation Sans" w:cs="Liberation Sans"/>
@@ -3048,11 +3067,11 @@
       <w:szCs w:val="26"/>
     </w:rPr>
   </w:style>
-  <w:style w:type="paragraph" w:styleId="22">
+  <w:style w:type="paragraph" w:styleId="675">
     <w:name w:val="Heading 5"/>
-    <w:basedOn w:val="618"/>
-    <w:next w:val="618"/>
-    <w:link w:val="23"/>
+    <w:basedOn w:val="843"/>
+    <w:next w:val="843"/>
+    <w:link w:val="676"/>
     <w:uiPriority w:val="9"/>
     <w:unhideWhenUsed/>
     <w:qFormat/>
@@ -3070,10 +3089,9 @@
       <w:szCs w:val="24"/>
     </w:rPr>
   </w:style>
-  <w:style w:type="character" w:styleId="23">
+  <w:style w:type="character" w:styleId="676">
     <w:name w:val="Heading 5 Char"/>
-    <w:basedOn w:val="12"/>
-    <w:link w:val="22"/>
+    <w:link w:val="675"/>
     <w:uiPriority w:val="9"/>
     <w:rPr>
       <w:rFonts w:ascii="Liberation Sans" w:hAnsi="Liberation Sans" w:eastAsia="Liberation Sans" w:cs="Liberation Sans"/>
@@ -3083,11 +3101,11 @@
       <w:szCs w:val="24"/>
     </w:rPr>
   </w:style>
-  <w:style w:type="paragraph" w:styleId="24">
+  <w:style w:type="paragraph" w:styleId="677">
     <w:name w:val="Heading 6"/>
-    <w:basedOn w:val="618"/>
-    <w:next w:val="618"/>
-    <w:link w:val="25"/>
+    <w:basedOn w:val="843"/>
+    <w:next w:val="843"/>
+    <w:link w:val="678"/>
     <w:uiPriority w:val="9"/>
     <w:unhideWhenUsed/>
     <w:qFormat/>
@@ -3105,10 +3123,9 @@
       <w:szCs w:val="22"/>
     </w:rPr>
   </w:style>
-  <w:style w:type="character" w:styleId="25">
+  <w:style w:type="character" w:styleId="678">
     <w:name w:val="Heading 6 Char"/>
-    <w:basedOn w:val="12"/>
-    <w:link w:val="24"/>
+    <w:link w:val="677"/>
     <w:uiPriority w:val="9"/>
     <w:rPr>
       <w:rFonts w:ascii="Liberation Sans" w:hAnsi="Liberation Sans" w:eastAsia="Liberation Sans" w:cs="Liberation Sans"/>
@@ -3118,11 +3135,11 @@
       <w:szCs w:val="22"/>
     </w:rPr>
   </w:style>
-  <w:style w:type="paragraph" w:styleId="26">
+  <w:style w:type="paragraph" w:styleId="679">
     <w:name w:val="Heading 7"/>
-    <w:basedOn w:val="618"/>
-    <w:next w:val="618"/>
-    <w:link w:val="27"/>
+    <w:basedOn w:val="843"/>
+    <w:next w:val="843"/>
+    <w:link w:val="680"/>
     <w:uiPriority w:val="9"/>
     <w:unhideWhenUsed/>
     <w:qFormat/>
@@ -3142,10 +3159,9 @@
       <w:szCs w:val="22"/>
     </w:rPr>
   </w:style>
-  <w:style w:type="character" w:styleId="27">
+  <w:style w:type="character" w:styleId="680">
     <w:name w:val="Heading 7 Char"/>
-    <w:basedOn w:val="12"/>
-    <w:link w:val="26"/>
+    <w:link w:val="679"/>
     <w:uiPriority w:val="9"/>
     <w:rPr>
       <w:rFonts w:ascii="Liberation Sans" w:hAnsi="Liberation Sans" w:eastAsia="Liberation Sans" w:cs="Liberation Sans"/>
@@ -3157,11 +3173,11 @@
       <w:szCs w:val="22"/>
     </w:rPr>
   </w:style>
-  <w:style w:type="paragraph" w:styleId="28">
+  <w:style w:type="paragraph" w:styleId="681">
     <w:name w:val="Heading 8"/>
-    <w:basedOn w:val="618"/>
-    <w:next w:val="618"/>
-    <w:link w:val="29"/>
+    <w:basedOn w:val="843"/>
+    <w:next w:val="843"/>
+    <w:link w:val="682"/>
     <w:uiPriority w:val="9"/>
     <w:unhideWhenUsed/>
     <w:qFormat/>
@@ -3179,10 +3195,9 @@
       <w:szCs w:val="22"/>
     </w:rPr>
   </w:style>
-  <w:style w:type="character" w:styleId="29">
+  <w:style w:type="character" w:styleId="682">
     <w:name w:val="Heading 8 Char"/>
-    <w:basedOn w:val="12"/>
-    <w:link w:val="28"/>
+    <w:link w:val="681"/>
     <w:uiPriority w:val="9"/>
     <w:rPr>
       <w:rFonts w:ascii="Liberation Sans" w:hAnsi="Liberation Sans" w:eastAsia="Liberation Sans" w:cs="Liberation Sans"/>
@@ -3192,11 +3207,11 @@
       <w:szCs w:val="22"/>
     </w:rPr>
   </w:style>
-  <w:style w:type="paragraph" w:styleId="30">
+  <w:style w:type="paragraph" w:styleId="683">
     <w:name w:val="Heading 9"/>
-    <w:basedOn w:val="618"/>
-    <w:next w:val="618"/>
-    <w:link w:val="31"/>
+    <w:basedOn w:val="843"/>
+    <w:next w:val="843"/>
+    <w:link w:val="684"/>
     <w:uiPriority w:val="9"/>
     <w:unhideWhenUsed/>
     <w:qFormat/>
@@ -3214,10 +3229,9 @@
       <w:szCs w:val="21"/>
     </w:rPr>
   </w:style>
-  <w:style w:type="character" w:styleId="31">
+  <w:style w:type="character" w:styleId="684">
     <w:name w:val="Heading 9 Char"/>
-    <w:basedOn w:val="12"/>
-    <w:link w:val="30"/>
+    <w:link w:val="683"/>
     <w:uiPriority w:val="9"/>
     <w:rPr>
       <w:rFonts w:ascii="Liberation Sans" w:hAnsi="Liberation Sans" w:eastAsia="Liberation Sans" w:cs="Liberation Sans"/>
@@ -3227,11 +3241,11 @@
       <w:szCs w:val="21"/>
     </w:rPr>
   </w:style>
-  <w:style w:type="paragraph" w:styleId="35">
+  <w:style w:type="paragraph" w:styleId="685">
     <w:name w:val="Title"/>
-    <w:basedOn w:val="618"/>
-    <w:next w:val="618"/>
-    <w:link w:val="36"/>
+    <w:basedOn w:val="843"/>
+    <w:next w:val="843"/>
+    <w:link w:val="686"/>
     <w:uiPriority w:val="10"/>
     <w:qFormat/>
     <w:pPr>
@@ -3243,21 +3257,20 @@
       <w:szCs w:val="48"/>
     </w:rPr>
   </w:style>
-  <w:style w:type="character" w:styleId="36">
+  <w:style w:type="character" w:styleId="686">
     <w:name w:val="Title Char"/>
-    <w:basedOn w:val="12"/>
-    <w:link w:val="35"/>
+    <w:link w:val="685"/>
     <w:uiPriority w:val="10"/>
     <w:rPr>
       <w:sz w:val="48"/>
       <w:szCs w:val="48"/>
     </w:rPr>
   </w:style>
-  <w:style w:type="paragraph" w:styleId="37">
+  <w:style w:type="paragraph" w:styleId="687">
     <w:name w:val="Subtitle"/>
-    <w:basedOn w:val="618"/>
-    <w:next w:val="618"/>
-    <w:link w:val="38"/>
+    <w:basedOn w:val="843"/>
+    <w:next w:val="843"/>
+    <w:link w:val="688"/>
     <w:uiPriority w:val="11"/>
     <w:qFormat/>
     <w:pPr>
@@ -3268,21 +3281,20 @@
       <w:szCs w:val="24"/>
     </w:rPr>
   </w:style>
-  <w:style w:type="character" w:styleId="38">
+  <w:style w:type="character" w:styleId="688">
     <w:name w:val="Subtitle Char"/>
-    <w:basedOn w:val="12"/>
-    <w:link w:val="37"/>
+    <w:link w:val="687"/>
     <w:uiPriority w:val="11"/>
     <w:rPr>
       <w:sz w:val="24"/>
       <w:szCs w:val="24"/>
     </w:rPr>
   </w:style>
-  <w:style w:type="paragraph" w:styleId="39">
+  <w:style w:type="paragraph" w:styleId="689">
     <w:name w:val="Quote"/>
-    <w:basedOn w:val="618"/>
-    <w:next w:val="618"/>
-    <w:link w:val="40"/>
+    <w:basedOn w:val="843"/>
+    <w:next w:val="843"/>
+    <w:link w:val="690"/>
     <w:uiPriority w:val="29"/>
     <w:qFormat/>
     <w:pPr>
@@ -3292,19 +3304,19 @@
       <w:i/>
     </w:rPr>
   </w:style>
-  <w:style w:type="character" w:styleId="40">
+  <w:style w:type="character" w:styleId="690">
     <w:name w:val="Quote Char"/>
-    <w:link w:val="39"/>
+    <w:link w:val="689"/>
     <w:uiPriority w:val="29"/>
     <w:rPr>
       <w:i/>
     </w:rPr>
   </w:style>
-  <w:style w:type="paragraph" w:styleId="41">
+  <w:style w:type="paragraph" w:styleId="691">
     <w:name w:val="Intense Quote"/>
-    <w:basedOn w:val="618"/>
-    <w:next w:val="618"/>
-    <w:link w:val="42"/>
+    <w:basedOn w:val="843"/>
+    <w:next w:val="843"/>
+    <w:link w:val="692"/>
     <w:uiPriority w:val="30"/>
     <w:qFormat/>
     <w:pPr>
@@ -3322,18 +3334,18 @@
       <w:i/>
     </w:rPr>
   </w:style>
-  <w:style w:type="character" w:styleId="42">
+  <w:style w:type="character" w:styleId="692">
     <w:name w:val="Intense Quote Char"/>
-    <w:link w:val="41"/>
+    <w:link w:val="691"/>
     <w:uiPriority w:val="30"/>
     <w:rPr>
       <w:i/>
     </w:rPr>
   </w:style>
-  <w:style w:type="paragraph" w:styleId="43">
+  <w:style w:type="paragraph" w:styleId="693">
     <w:name w:val="Header"/>
-    <w:basedOn w:val="618"/>
-    <w:link w:val="44"/>
+    <w:basedOn w:val="843"/>
+    <w:link w:val="694"/>
     <w:uiPriority w:val="99"/>
     <w:unhideWhenUsed/>
     <w:pPr>
@@ -3344,16 +3356,15 @@
       </w:tabs>
     </w:pPr>
   </w:style>
-  <w:style w:type="character" w:styleId="44">
+  <w:style w:type="character" w:styleId="694">
     <w:name w:val="Header Char"/>
-    <w:basedOn w:val="12"/>
-    <w:link w:val="43"/>
+    <w:link w:val="693"/>
     <w:uiPriority w:val="99"/>
   </w:style>
-  <w:style w:type="paragraph" w:styleId="45">
+  <w:style w:type="paragraph" w:styleId="695">
     <w:name w:val="Footer"/>
-    <w:basedOn w:val="618"/>
-    <w:link w:val="46"/>
+    <w:basedOn w:val="843"/>
+    <w:link w:val="696"/>
     <w:uiPriority w:val="99"/>
     <w:unhideWhenUsed/>
     <w:pPr>
@@ -3364,17 +3375,16 @@
       </w:tabs>
     </w:pPr>
   </w:style>
-  <w:style w:type="character" w:styleId="46">
+  <w:style w:type="character" w:styleId="696">
     <w:name w:val="Footer Char"/>
-    <w:basedOn w:val="12"/>
-    <w:link w:val="45"/>
+    <w:link w:val="695"/>
     <w:uiPriority w:val="99"/>
   </w:style>
-  <w:style w:type="paragraph" w:styleId="47">
+  <w:style w:type="paragraph" w:styleId="697">
     <w:name w:val="Caption"/>
-    <w:basedOn w:val="618"/>
-    <w:next w:val="618"/>
-    <w:link w:val="48"/>
+    <w:basedOn w:val="843"/>
+    <w:next w:val="843"/>
+    <w:link w:val="698"/>
     <w:uiPriority w:val="35"/>
     <w:semiHidden/>
     <w:unhideWhenUsed/>
@@ -3390,10 +3400,9 @@
       <w:szCs w:val="18"/>
     </w:rPr>
   </w:style>
-  <w:style w:type="character" w:styleId="48">
+  <w:style w:type="character" w:styleId="698">
     <w:name w:val="Caption Char"/>
-    <w:basedOn w:val="12"/>
-    <w:link w:val="47"/>
+    <w:link w:val="697"/>
     <w:uiPriority w:val="35"/>
     <w:rPr>
       <w:b/>
@@ -3403,9 +3412,9 @@
       <w:szCs w:val="18"/>
     </w:rPr>
   </w:style>
-  <w:style w:type="table" w:styleId="49">
+  <w:style w:type="table" w:styleId="699">
     <w:name w:val="Table Grid"/>
-    <w:basedOn w:val="619"/>
+    <w:basedOn w:val="844"/>
     <w:uiPriority w:val="59"/>
     <w:pPr>
       <w:spacing w:after="0" w:line="240" w:lineRule="auto"/>
@@ -3428,9 +3437,9 @@
       </w:tblCellMar>
     </w:tblPr>
   </w:style>
-  <w:style w:type="table" w:styleId="50">
+  <w:style w:type="table" w:styleId="700">
     <w:name w:val="Table Grid Light"/>
-    <w:basedOn w:val="619"/>
+    <w:basedOn w:val="844"/>
     <w:uiPriority w:val="59"/>
     <w:pPr>
       <w:spacing w:after="0" w:line="240" w:lineRule="auto"/>
@@ -3453,9 +3462,9 @@
       </w:tblCellMar>
     </w:tblPr>
   </w:style>
-  <w:style w:type="table" w:styleId="51">
+  <w:style w:type="table" w:styleId="701">
     <w:name w:val="Plain Table 1"/>
-    <w:basedOn w:val="619"/>
+    <w:basedOn w:val="844"/>
     <w:uiPriority w:val="59"/>
     <w:pPr>
       <w:spacing w:after="0" w:line="240" w:lineRule="auto"/>
@@ -3520,9 +3529,9 @@
       </w:rPr>
     </w:tblStylePr>
   </w:style>
-  <w:style w:type="table" w:styleId="52">
+  <w:style w:type="table" w:styleId="702">
     <w:name w:val="Plain Table 2"/>
-    <w:basedOn w:val="619"/>
+    <w:basedOn w:val="844"/>
     <w:uiPriority w:val="59"/>
     <w:pPr>
       <w:spacing w:after="0" w:line="240" w:lineRule="auto"/>
@@ -3605,9 +3614,9 @@
       </w:rPr>
     </w:tblStylePr>
   </w:style>
-  <w:style w:type="table" w:styleId="53">
+  <w:style w:type="table" w:styleId="703">
     <w:name w:val="Plain Table 3"/>
-    <w:basedOn w:val="619"/>
+    <w:basedOn w:val="844"/>
     <w:uiPriority w:val="99"/>
     <w:pPr>
       <w:spacing w:after="0" w:line="240" w:lineRule="auto"/>
@@ -3682,9 +3691,9 @@
       </w:rPr>
     </w:tblStylePr>
   </w:style>
-  <w:style w:type="table" w:styleId="54">
+  <w:style w:type="table" w:styleId="704">
     <w:name w:val="Plain Table 4"/>
-    <w:basedOn w:val="619"/>
+    <w:basedOn w:val="844"/>
     <w:uiPriority w:val="99"/>
     <w:pPr>
       <w:spacing w:after="0" w:line="240" w:lineRule="auto"/>
@@ -3739,9 +3748,9 @@
       </w:rPr>
     </w:tblStylePr>
   </w:style>
-  <w:style w:type="table" w:styleId="55">
+  <w:style w:type="table" w:styleId="705">
     <w:name w:val="Plain Table 5"/>
-    <w:basedOn w:val="619"/>
+    <w:basedOn w:val="844"/>
     <w:uiPriority w:val="99"/>
     <w:pPr>
       <w:spacing w:after="0" w:line="240" w:lineRule="auto"/>
@@ -3827,9 +3836,9 @@
       </w:tcPr>
     </w:tblStylePr>
   </w:style>
-  <w:style w:type="table" w:styleId="56">
+  <w:style w:type="table" w:styleId="706">
     <w:name w:val="Grid Table 1 Light"/>
-    <w:basedOn w:val="619"/>
+    <w:basedOn w:val="844"/>
     <w:uiPriority w:val="99"/>
     <w:pPr>
       <w:spacing w:after="0" w:line="240" w:lineRule="auto"/>
@@ -3892,9 +3901,9 @@
       </w:rPr>
     </w:tblStylePr>
   </w:style>
-  <w:style w:type="table" w:styleId="57">
+  <w:style w:type="table" w:styleId="707">
     <w:name w:val="Grid Table 1 Light - Accent 1"/>
-    <w:basedOn w:val="619"/>
+    <w:basedOn w:val="844"/>
     <w:uiPriority w:val="99"/>
     <w:pPr>
       <w:spacing w:after="0" w:line="240" w:lineRule="auto"/>
@@ -3957,9 +3966,9 @@
       </w:rPr>
     </w:tblStylePr>
   </w:style>
-  <w:style w:type="table" w:styleId="58">
+  <w:style w:type="table" w:styleId="708">
     <w:name w:val="Grid Table 1 Light - Accent 2"/>
-    <w:basedOn w:val="619"/>
+    <w:basedOn w:val="844"/>
     <w:uiPriority w:val="99"/>
     <w:pPr>
       <w:spacing w:after="0" w:line="240" w:lineRule="auto"/>
@@ -4022,9 +4031,9 @@
       </w:rPr>
     </w:tblStylePr>
   </w:style>
-  <w:style w:type="table" w:styleId="59">
+  <w:style w:type="table" w:styleId="709">
     <w:name w:val="Grid Table 1 Light - Accent 3"/>
-    <w:basedOn w:val="619"/>
+    <w:basedOn w:val="844"/>
     <w:uiPriority w:val="99"/>
     <w:pPr>
       <w:spacing w:after="0" w:line="240" w:lineRule="auto"/>
@@ -4087,9 +4096,9 @@
       </w:rPr>
     </w:tblStylePr>
   </w:style>
-  <w:style w:type="table" w:styleId="60">
+  <w:style w:type="table" w:styleId="710">
     <w:name w:val="Grid Table 1 Light - Accent 4"/>
-    <w:basedOn w:val="619"/>
+    <w:basedOn w:val="844"/>
     <w:uiPriority w:val="99"/>
     <w:pPr>
       <w:spacing w:after="0" w:line="240" w:lineRule="auto"/>
@@ -4152,9 +4161,9 @@
       </w:rPr>
     </w:tblStylePr>
   </w:style>
-  <w:style w:type="table" w:styleId="61">
+  <w:style w:type="table" w:styleId="711">
     <w:name w:val="Grid Table 1 Light - Accent 5"/>
-    <w:basedOn w:val="619"/>
+    <w:basedOn w:val="844"/>
     <w:uiPriority w:val="99"/>
     <w:pPr>
       <w:spacing w:after="0" w:line="240" w:lineRule="auto"/>
@@ -4217,9 +4226,9 @@
       </w:rPr>
     </w:tblStylePr>
   </w:style>
-  <w:style w:type="table" w:styleId="62">
+  <w:style w:type="table" w:styleId="712">
     <w:name w:val="Grid Table 1 Light - Accent 6"/>
-    <w:basedOn w:val="619"/>
+    <w:basedOn w:val="844"/>
     <w:uiPriority w:val="99"/>
     <w:pPr>
       <w:spacing w:after="0" w:line="240" w:lineRule="auto"/>
@@ -4282,9 +4291,9 @@
       </w:rPr>
     </w:tblStylePr>
   </w:style>
-  <w:style w:type="table" w:styleId="63">
+  <w:style w:type="table" w:styleId="713">
     <w:name w:val="Grid Table 2"/>
-    <w:basedOn w:val="619"/>
+    <w:basedOn w:val="844"/>
     <w:uiPriority w:val="99"/>
     <w:pPr>
       <w:spacing w:after="0" w:line="240" w:lineRule="auto"/>
@@ -4362,9 +4371,9 @@
       </w:tcPr>
     </w:tblStylePr>
   </w:style>
-  <w:style w:type="table" w:styleId="64">
+  <w:style w:type="table" w:styleId="714">
     <w:name w:val="Grid Table 2 - Accent 1"/>
-    <w:basedOn w:val="619"/>
+    <w:basedOn w:val="844"/>
     <w:uiPriority w:val="99"/>
     <w:pPr>
       <w:spacing w:after="0" w:line="240" w:lineRule="auto"/>
@@ -4442,9 +4451,9 @@
       </w:tcPr>
     </w:tblStylePr>
   </w:style>
-  <w:style w:type="table" w:styleId="65">
+  <w:style w:type="table" w:styleId="715">
     <w:name w:val="Grid Table 2 - Accent 2"/>
-    <w:basedOn w:val="619"/>
+    <w:basedOn w:val="844"/>
     <w:uiPriority w:val="99"/>
     <w:pPr>
       <w:spacing w:after="0" w:line="240" w:lineRule="auto"/>
@@ -4522,9 +4531,9 @@
       </w:tcPr>
     </w:tblStylePr>
   </w:style>
-  <w:style w:type="table" w:styleId="66">
+  <w:style w:type="table" w:styleId="716">
     <w:name w:val="Grid Table 2 - Accent 3"/>
-    <w:basedOn w:val="619"/>
+    <w:basedOn w:val="844"/>
     <w:uiPriority w:val="99"/>
     <w:pPr>
       <w:spacing w:after="0" w:line="240" w:lineRule="auto"/>
@@ -4602,9 +4611,9 @@
       </w:tcPr>
     </w:tblStylePr>
   </w:style>
-  <w:style w:type="table" w:styleId="67">
+  <w:style w:type="table" w:styleId="717">
     <w:name w:val="Grid Table 2 - Accent 4"/>
-    <w:basedOn w:val="619"/>
+    <w:basedOn w:val="844"/>
     <w:uiPriority w:val="99"/>
     <w:pPr>
       <w:spacing w:after="0" w:line="240" w:lineRule="auto"/>
@@ -4682,9 +4691,9 @@
       </w:tcPr>
     </w:tblStylePr>
   </w:style>
-  <w:style w:type="table" w:styleId="68">
+  <w:style w:type="table" w:styleId="718">
     <w:name w:val="Grid Table 2 - Accent 5"/>
-    <w:basedOn w:val="619"/>
+    <w:basedOn w:val="844"/>
     <w:uiPriority w:val="99"/>
     <w:pPr>
       <w:spacing w:after="0" w:line="240" w:lineRule="auto"/>
@@ -4762,9 +4771,9 @@
       </w:tcPr>
     </w:tblStylePr>
   </w:style>
-  <w:style w:type="table" w:styleId="69">
+  <w:style w:type="table" w:styleId="719">
     <w:name w:val="Grid Table 2 - Accent 6"/>
-    <w:basedOn w:val="619"/>
+    <w:basedOn w:val="844"/>
     <w:uiPriority w:val="99"/>
     <w:pPr>
       <w:spacing w:after="0" w:line="240" w:lineRule="auto"/>
@@ -4842,9 +4851,9 @@
       </w:tcPr>
     </w:tblStylePr>
   </w:style>
-  <w:style w:type="table" w:styleId="70">
+  <w:style w:type="table" w:styleId="720">
     <w:name w:val="Grid Table 3"/>
-    <w:basedOn w:val="619"/>
+    <w:basedOn w:val="844"/>
     <w:uiPriority w:val="99"/>
     <w:pPr>
       <w:spacing w:after="0" w:line="240" w:lineRule="auto"/>
@@ -4888,7 +4897,7 @@
         <w:jc w:val="right"/>
       </w:pPr>
       <w:tcPr>
-        <w:shd w:color="ffffff"/>
+        <w:shd w:val="clear" w:color="ffffff"/>
         <w:tcBorders>
           <w:top w:val="none" w:color="000000" w:sz="4" w:space="0"/>
           <w:left w:val="none" w:color="000000" w:sz="4" w:space="0"/>
@@ -4918,7 +4927,7 @@
         <w:color w:val="404040"/>
       </w:rPr>
       <w:tcPr>
-        <w:shd w:color="ffffff"/>
+        <w:shd w:val="clear" w:color="ffffff"/>
         <w:tcBorders>
           <w:top w:val="none" w:color="000000" w:sz="4" w:space="0"/>
           <w:left w:val="none" w:color="000000" w:sz="4" w:space="0"/>
@@ -4943,9 +4952,9 @@
       </w:tcPr>
     </w:tblStylePr>
   </w:style>
-  <w:style w:type="table" w:styleId="71">
+  <w:style w:type="table" w:styleId="721">
     <w:name w:val="Grid Table 3 - Accent 1"/>
-    <w:basedOn w:val="619"/>
+    <w:basedOn w:val="844"/>
     <w:uiPriority w:val="99"/>
     <w:pPr>
       <w:spacing w:after="0" w:line="240" w:lineRule="auto"/>
@@ -4989,7 +4998,7 @@
         <w:jc w:val="right"/>
       </w:pPr>
       <w:tcPr>
-        <w:shd w:color="ffffff"/>
+        <w:shd w:val="clear" w:color="ffffff"/>
         <w:tcBorders>
           <w:top w:val="none" w:color="000000" w:sz="4" w:space="0"/>
           <w:left w:val="none" w:color="000000" w:sz="4" w:space="0"/>
@@ -5019,7 +5028,7 @@
         <w:color w:val="404040"/>
       </w:rPr>
       <w:tcPr>
-        <w:shd w:color="ffffff"/>
+        <w:shd w:val="clear" w:color="ffffff"/>
         <w:tcBorders>
           <w:top w:val="none" w:color="000000" w:sz="4" w:space="0"/>
           <w:left w:val="none" w:color="000000" w:sz="4" w:space="0"/>
@@ -5044,9 +5053,9 @@
       </w:tcPr>
     </w:tblStylePr>
   </w:style>
-  <w:style w:type="table" w:styleId="72">
+  <w:style w:type="table" w:styleId="722">
     <w:name w:val="Grid Table 3 - Accent 2"/>
-    <w:basedOn w:val="619"/>
+    <w:basedOn w:val="844"/>
     <w:uiPriority w:val="99"/>
     <w:pPr>
       <w:spacing w:after="0" w:line="240" w:lineRule="auto"/>
@@ -5090,7 +5099,7 @@
         <w:jc w:val="right"/>
       </w:pPr>
       <w:tcPr>
-        <w:shd w:color="ffffff"/>
+        <w:shd w:val="clear" w:color="ffffff"/>
         <w:tcBorders>
           <w:top w:val="none" w:color="000000" w:sz="4" w:space="0"/>
           <w:left w:val="none" w:color="000000" w:sz="4" w:space="0"/>
@@ -5120,7 +5129,7 @@
         <w:color w:val="404040"/>
       </w:rPr>
       <w:tcPr>
-        <w:shd w:color="ffffff"/>
+        <w:shd w:val="clear" w:color="ffffff"/>
         <w:tcBorders>
           <w:top w:val="none" w:color="000000" w:sz="4" w:space="0"/>
           <w:left w:val="none" w:color="000000" w:sz="4" w:space="0"/>
@@ -5145,9 +5154,9 @@
       </w:tcPr>
     </w:tblStylePr>
   </w:style>
-  <w:style w:type="table" w:styleId="73">
+  <w:style w:type="table" w:styleId="723">
     <w:name w:val="Grid Table 3 - Accent 3"/>
-    <w:basedOn w:val="619"/>
+    <w:basedOn w:val="844"/>
     <w:uiPriority w:val="99"/>
     <w:pPr>
       <w:spacing w:after="0" w:line="240" w:lineRule="auto"/>
@@ -5191,7 +5200,7 @@
         <w:jc w:val="right"/>
       </w:pPr>
       <w:tcPr>
-        <w:shd w:color="ffffff"/>
+        <w:shd w:val="clear" w:color="ffffff"/>
         <w:tcBorders>
           <w:top w:val="none" w:color="000000" w:sz="4" w:space="0"/>
           <w:left w:val="none" w:color="000000" w:sz="4" w:space="0"/>
@@ -5221,7 +5230,7 @@
         <w:color w:val="404040"/>
       </w:rPr>
       <w:tcPr>
-        <w:shd w:color="ffffff"/>
+        <w:shd w:val="clear" w:color="ffffff"/>
         <w:tcBorders>
           <w:top w:val="none" w:color="000000" w:sz="4" w:space="0"/>
           <w:left w:val="none" w:color="000000" w:sz="4" w:space="0"/>
@@ -5246,9 +5255,9 @@
       </w:tcPr>
     </w:tblStylePr>
   </w:style>
-  <w:style w:type="table" w:styleId="74">
+  <w:style w:type="table" w:styleId="724">
     <w:name w:val="Grid Table 3 - Accent 4"/>
-    <w:basedOn w:val="619"/>
+    <w:basedOn w:val="844"/>
     <w:uiPriority w:val="99"/>
     <w:pPr>
       <w:spacing w:after="0" w:line="240" w:lineRule="auto"/>
@@ -5292,7 +5301,7 @@
         <w:jc w:val="right"/>
       </w:pPr>
       <w:tcPr>
-        <w:shd w:color="ffffff"/>
+        <w:shd w:val="clear" w:color="ffffff"/>
         <w:tcBorders>
           <w:top w:val="none" w:color="000000" w:sz="4" w:space="0"/>
           <w:left w:val="none" w:color="000000" w:sz="4" w:space="0"/>
@@ -5322,7 +5331,7 @@
         <w:color w:val="404040"/>
       </w:rPr>
       <w:tcPr>
-        <w:shd w:color="ffffff"/>
+        <w:shd w:val="clear" w:color="ffffff"/>
         <w:tcBorders>
           <w:top w:val="none" w:color="000000" w:sz="4" w:space="0"/>
           <w:left w:val="none" w:color="000000" w:sz="4" w:space="0"/>
@@ -5347,9 +5356,9 @@
       </w:tcPr>
     </w:tblStylePr>
   </w:style>
-  <w:style w:type="table" w:styleId="75">
+  <w:style w:type="table" w:styleId="725">
     <w:name w:val="Grid Table 3 - Accent 5"/>
-    <w:basedOn w:val="619"/>
+    <w:basedOn w:val="844"/>
     <w:uiPriority w:val="99"/>
     <w:pPr>
       <w:spacing w:after="0" w:line="240" w:lineRule="auto"/>
@@ -5393,7 +5402,7 @@
         <w:jc w:val="right"/>
       </w:pPr>
       <w:tcPr>
-        <w:shd w:color="ffffff"/>
+        <w:shd w:val="clear" w:color="ffffff"/>
         <w:tcBorders>
           <w:top w:val="none" w:color="000000" w:sz="4" w:space="0"/>
           <w:left w:val="none" w:color="000000" w:sz="4" w:space="0"/>
@@ -5423,7 +5432,7 @@
         <w:color w:val="404040"/>
       </w:rPr>
       <w:tcPr>
-        <w:shd w:color="ffffff"/>
+        <w:shd w:val="clear" w:color="ffffff"/>
         <w:tcBorders>
           <w:top w:val="none" w:color="000000" w:sz="4" w:space="0"/>
           <w:left w:val="none" w:color="000000" w:sz="4" w:space="0"/>
@@ -5448,9 +5457,9 @@
       </w:tcPr>
     </w:tblStylePr>
   </w:style>
-  <w:style w:type="table" w:styleId="76">
+  <w:style w:type="table" w:styleId="726">
     <w:name w:val="Grid Table 3 - Accent 6"/>
-    <w:basedOn w:val="619"/>
+    <w:basedOn w:val="844"/>
     <w:uiPriority w:val="99"/>
     <w:pPr>
       <w:spacing w:after="0" w:line="240" w:lineRule="auto"/>
@@ -5494,7 +5503,7 @@
         <w:jc w:val="right"/>
       </w:pPr>
       <w:tcPr>
-        <w:shd w:color="ffffff"/>
+        <w:shd w:val="clear" w:color="ffffff"/>
         <w:tcBorders>
           <w:top w:val="none" w:color="000000" w:sz="4" w:space="0"/>
           <w:left w:val="none" w:color="000000" w:sz="4" w:space="0"/>
@@ -5524,7 +5533,7 @@
         <w:color w:val="404040"/>
       </w:rPr>
       <w:tcPr>
-        <w:shd w:color="ffffff"/>
+        <w:shd w:val="clear" w:color="ffffff"/>
         <w:tcBorders>
           <w:top w:val="none" w:color="000000" w:sz="4" w:space="0"/>
           <w:left w:val="none" w:color="000000" w:sz="4" w:space="0"/>
@@ -5549,9 +5558,9 @@
       </w:tcPr>
     </w:tblStylePr>
   </w:style>
-  <w:style w:type="table" w:styleId="77">
+  <w:style w:type="table" w:styleId="727">
     <w:name w:val="Grid Table 4"/>
-    <w:basedOn w:val="619"/>
+    <w:basedOn w:val="844"/>
     <w:uiPriority w:val="59"/>
     <w:pPr>
       <w:spacing w:after="0" w:line="240" w:lineRule="auto"/>
@@ -5630,9 +5639,9 @@
       </w:tcPr>
     </w:tblStylePr>
   </w:style>
-  <w:style w:type="table" w:styleId="78">
+  <w:style w:type="table" w:styleId="728">
     <w:name w:val="Grid Table 4 - Accent 1"/>
-    <w:basedOn w:val="619"/>
+    <w:basedOn w:val="844"/>
     <w:uiPriority w:val="59"/>
     <w:pPr>
       <w:spacing w:after="0" w:line="240" w:lineRule="auto"/>
@@ -5711,9 +5720,9 @@
       </w:tcPr>
     </w:tblStylePr>
   </w:style>
-  <w:style w:type="table" w:styleId="79">
+  <w:style w:type="table" w:styleId="729">
     <w:name w:val="Grid Table 4 - Accent 2"/>
-    <w:basedOn w:val="619"/>
+    <w:basedOn w:val="844"/>
     <w:uiPriority w:val="59"/>
     <w:pPr>
       <w:spacing w:after="0" w:line="240" w:lineRule="auto"/>
@@ -5792,9 +5801,9 @@
       </w:tcPr>
     </w:tblStylePr>
   </w:style>
-  <w:style w:type="table" w:styleId="80">
+  <w:style w:type="table" w:styleId="730">
     <w:name w:val="Grid Table 4 - Accent 3"/>
-    <w:basedOn w:val="619"/>
+    <w:basedOn w:val="844"/>
     <w:uiPriority w:val="59"/>
     <w:pPr>
       <w:spacing w:after="0" w:line="240" w:lineRule="auto"/>
@@ -5873,9 +5882,9 @@
       </w:tcPr>
     </w:tblStylePr>
   </w:style>
-  <w:style w:type="table" w:styleId="81">
+  <w:style w:type="table" w:styleId="731">
     <w:name w:val="Grid Table 4 - Accent 4"/>
-    <w:basedOn w:val="619"/>
+    <w:basedOn w:val="844"/>
     <w:uiPriority w:val="59"/>
     <w:pPr>
       <w:spacing w:after="0" w:line="240" w:lineRule="auto"/>
@@ -5954,9 +5963,9 @@
       </w:tcPr>
     </w:tblStylePr>
   </w:style>
-  <w:style w:type="table" w:styleId="82">
+  <w:style w:type="table" w:styleId="732">
     <w:name w:val="Grid Table 4 - Accent 5"/>
-    <w:basedOn w:val="619"/>
+    <w:basedOn w:val="844"/>
     <w:uiPriority w:val="59"/>
     <w:pPr>
       <w:spacing w:after="0" w:line="240" w:lineRule="auto"/>
@@ -6035,9 +6044,9 @@
       </w:tcPr>
     </w:tblStylePr>
   </w:style>
-  <w:style w:type="table" w:styleId="83">
+  <w:style w:type="table" w:styleId="733">
     <w:name w:val="Grid Table 4 - Accent 6"/>
-    <w:basedOn w:val="619"/>
+    <w:basedOn w:val="844"/>
     <w:uiPriority w:val="59"/>
     <w:pPr>
       <w:spacing w:after="0" w:line="240" w:lineRule="auto"/>
@@ -6116,9 +6125,9 @@
       </w:tcPr>
     </w:tblStylePr>
   </w:style>
-  <w:style w:type="table" w:styleId="84">
+  <w:style w:type="table" w:styleId="734">
     <w:name w:val="Grid Table 5 Dark"/>
-    <w:basedOn w:val="619"/>
+    <w:basedOn w:val="844"/>
     <w:uiPriority w:val="99"/>
     <w:pPr>
       <w:spacing w:after="0" w:line="240" w:lineRule="auto"/>
@@ -6195,9 +6204,9 @@
       </w:tcPr>
     </w:tblStylePr>
   </w:style>
-  <w:style w:type="table" w:styleId="85">
+  <w:style w:type="table" w:styleId="735">
     <w:name w:val="Grid Table 5 Dark- Accent 1"/>
-    <w:basedOn w:val="619"/>
+    <w:basedOn w:val="844"/>
     <w:uiPriority w:val="99"/>
     <w:pPr>
       <w:spacing w:after="0" w:line="240" w:lineRule="auto"/>
@@ -6274,9 +6283,9 @@
       </w:tcPr>
     </w:tblStylePr>
   </w:style>
-  <w:style w:type="table" w:styleId="86">
+  <w:style w:type="table" w:styleId="736">
     <w:name w:val="Grid Table 5 Dark - Accent 2"/>
-    <w:basedOn w:val="619"/>
+    <w:basedOn w:val="844"/>
     <w:uiPriority w:val="99"/>
     <w:pPr>
       <w:spacing w:after="0" w:line="240" w:lineRule="auto"/>
@@ -6353,9 +6362,9 @@
       </w:tcPr>
     </w:tblStylePr>
   </w:style>
-  <w:style w:type="table" w:styleId="87">
+  <w:style w:type="table" w:styleId="737">
     <w:name w:val="Grid Table 5 Dark - Accent 3"/>
-    <w:basedOn w:val="619"/>
+    <w:basedOn w:val="844"/>
     <w:uiPriority w:val="99"/>
     <w:pPr>
       <w:spacing w:after="0" w:line="240" w:lineRule="auto"/>
@@ -6432,9 +6441,9 @@
       </w:tcPr>
     </w:tblStylePr>
   </w:style>
-  <w:style w:type="table" w:styleId="88">
+  <w:style w:type="table" w:styleId="738">
     <w:name w:val="Grid Table 5 Dark- Accent 4"/>
-    <w:basedOn w:val="619"/>
+    <w:basedOn w:val="844"/>
     <w:uiPriority w:val="99"/>
     <w:pPr>
       <w:spacing w:after="0" w:line="240" w:lineRule="auto"/>
@@ -6511,9 +6520,9 @@
       </w:tcPr>
     </w:tblStylePr>
   </w:style>
-  <w:style w:type="table" w:styleId="89">
+  <w:style w:type="table" w:styleId="739">
     <w:name w:val="Grid Table 5 Dark - Accent 5"/>
-    <w:basedOn w:val="619"/>
+    <w:basedOn w:val="844"/>
     <w:uiPriority w:val="99"/>
     <w:pPr>
       <w:spacing w:after="0" w:line="240" w:lineRule="auto"/>
@@ -6590,9 +6599,9 @@
       </w:tcPr>
     </w:tblStylePr>
   </w:style>
-  <w:style w:type="table" w:styleId="90">
+  <w:style w:type="table" w:styleId="740">
     <w:name w:val="Grid Table 5 Dark - Accent 6"/>
-    <w:basedOn w:val="619"/>
+    <w:basedOn w:val="844"/>
     <w:uiPriority w:val="99"/>
     <w:pPr>
       <w:spacing w:after="0" w:line="240" w:lineRule="auto"/>
@@ -6669,9 +6678,9 @@
       </w:tcPr>
     </w:tblStylePr>
   </w:style>
-  <w:style w:type="table" w:styleId="91">
+  <w:style w:type="table" w:styleId="741">
     <w:name w:val="Grid Table 6 Colorful"/>
-    <w:basedOn w:val="619"/>
+    <w:basedOn w:val="844"/>
     <w:uiPriority w:val="99"/>
     <w:pPr>
       <w:spacing w:after="0" w:line="240" w:lineRule="auto"/>
@@ -6748,9 +6757,9 @@
       </w:rPr>
     </w:tblStylePr>
   </w:style>
-  <w:style w:type="table" w:styleId="92">
+  <w:style w:type="table" w:styleId="742">
     <w:name w:val="Grid Table 6 Colorful - Accent 1"/>
-    <w:basedOn w:val="619"/>
+    <w:basedOn w:val="844"/>
     <w:uiPriority w:val="99"/>
     <w:pPr>
       <w:spacing w:after="0" w:line="240" w:lineRule="auto"/>
@@ -6827,9 +6836,9 @@
       </w:rPr>
     </w:tblStylePr>
   </w:style>
-  <w:style w:type="table" w:styleId="93">
+  <w:style w:type="table" w:styleId="743">
     <w:name w:val="Grid Table 6 Colorful - Accent 2"/>
-    <w:basedOn w:val="619"/>
+    <w:basedOn w:val="844"/>
     <w:uiPriority w:val="99"/>
     <w:pPr>
       <w:spacing w:after="0" w:line="240" w:lineRule="auto"/>
@@ -6906,9 +6915,9 @@
       </w:rPr>
     </w:tblStylePr>
   </w:style>
-  <w:style w:type="table" w:styleId="94">
+  <w:style w:type="table" w:styleId="744">
     <w:name w:val="Grid Table 6 Colorful - Accent 3"/>
-    <w:basedOn w:val="619"/>
+    <w:basedOn w:val="844"/>
     <w:uiPriority w:val="99"/>
     <w:pPr>
       <w:spacing w:after="0" w:line="240" w:lineRule="auto"/>
@@ -6985,9 +6994,9 @@
       </w:rPr>
     </w:tblStylePr>
   </w:style>
-  <w:style w:type="table" w:styleId="95">
+  <w:style w:type="table" w:styleId="745">
     <w:name w:val="Grid Table 6 Colorful - Accent 4"/>
-    <w:basedOn w:val="619"/>
+    <w:basedOn w:val="844"/>
     <w:uiPriority w:val="99"/>
     <w:pPr>
       <w:spacing w:after="0" w:line="240" w:lineRule="auto"/>
@@ -7064,9 +7073,9 @@
       </w:rPr>
     </w:tblStylePr>
   </w:style>
-  <w:style w:type="table" w:styleId="96">
+  <w:style w:type="table" w:styleId="746">
     <w:name w:val="Grid Table 6 Colorful - Accent 5"/>
-    <w:basedOn w:val="619"/>
+    <w:basedOn w:val="844"/>
     <w:uiPriority w:val="99"/>
     <w:pPr>
       <w:spacing w:after="0" w:line="240" w:lineRule="auto"/>
@@ -7143,9 +7152,9 @@
       </w:rPr>
     </w:tblStylePr>
   </w:style>
-  <w:style w:type="table" w:styleId="97">
+  <w:style w:type="table" w:styleId="747">
     <w:name w:val="Grid Table 6 Colorful - Accent 6"/>
-    <w:basedOn w:val="619"/>
+    <w:basedOn w:val="844"/>
     <w:uiPriority w:val="99"/>
     <w:pPr>
       <w:spacing w:after="0" w:line="240" w:lineRule="auto"/>
@@ -7222,9 +7231,9 @@
       </w:rPr>
     </w:tblStylePr>
   </w:style>
-  <w:style w:type="table" w:styleId="98">
+  <w:style w:type="table" w:styleId="748">
     <w:name w:val="Grid Table 7 Colorful"/>
-    <w:basedOn w:val="619"/>
+    <w:basedOn w:val="844"/>
     <w:uiPriority w:val="99"/>
     <w:pPr>
       <w:spacing w:after="0" w:line="240" w:lineRule="auto"/>
@@ -7273,11 +7282,11 @@
         <w:jc w:val="right"/>
       </w:pPr>
       <w:tcPr>
-        <w:shd w:color="ffffff"/>
-        <w:tcBorders>
-          <w:top w:val="none"/>
-          <w:left w:val="none"/>
-          <w:bottom w:val="none"/>
+        <w:shd w:val="clear" w:color="ffffff"/>
+        <w:tcBorders>
+          <w:top w:val="none" w:color="000000" w:sz="4" w:space="0"/>
+          <w:left w:val="none" w:color="000000" w:sz="4" w:space="0"/>
+          <w:bottom w:val="none" w:color="000000" w:sz="4" w:space="0"/>
           <w:right w:val="single" w:color="000000" w:themeColor="text1" w:themeTint="80" w:sz="4" w:space="0"/>
         </w:tcBorders>
       </w:tcPr>
@@ -7292,10 +7301,10 @@
       <w:tcPr>
         <w:shd w:val="clear" w:color="ffffff" w:themeColor="light1" w:fill="ffffff" w:themeFill="light1"/>
         <w:tcBorders>
-          <w:top w:val="none"/>
-          <w:left w:val="none"/>
+          <w:top w:val="none" w:color="000000" w:sz="4" w:space="0"/>
+          <w:left w:val="none" w:color="000000" w:sz="4" w:space="0"/>
           <w:bottom w:val="single" w:color="000000" w:themeColor="text1" w:themeTint="80" w:sz="4" w:space="0"/>
-          <w:right w:val="none"/>
+          <w:right w:val="none" w:color="000000" w:sz="4" w:space="0"/>
         </w:tcBorders>
       </w:tcPr>
     </w:tblStylePr>
@@ -7307,12 +7316,12 @@
         <w:sz w:val="22"/>
       </w:rPr>
       <w:tcPr>
-        <w:shd w:color="ffffff"/>
-        <w:tcBorders>
-          <w:top w:val="none"/>
+        <w:shd w:val="clear" w:color="ffffff"/>
+        <w:tcBorders>
+          <w:top w:val="none" w:color="000000" w:sz="4" w:space="0"/>
           <w:left w:val="single" w:color="000000" w:themeColor="text1" w:themeTint="80" w:sz="4" w:space="0"/>
-          <w:bottom w:val="none"/>
-          <w:right w:val="none"/>
+          <w:bottom w:val="none" w:color="000000" w:sz="4" w:space="0"/>
+          <w:right w:val="none" w:color="000000" w:sz="4" w:space="0"/>
         </w:tcBorders>
       </w:tcPr>
     </w:tblStylePr>
@@ -7327,16 +7336,16 @@
         <w:shd w:val="clear" w:color="ffffff" w:themeColor="light1" w:fill="ffffff" w:themeFill="light1"/>
         <w:tcBorders>
           <w:top w:val="single" w:color="000000" w:themeColor="text1" w:themeTint="80" w:sz="4" w:space="0"/>
-          <w:left w:val="none"/>
-          <w:bottom w:val="none"/>
-          <w:right w:val="none"/>
-        </w:tcBorders>
-      </w:tcPr>
-    </w:tblStylePr>
-  </w:style>
-  <w:style w:type="table" w:styleId="99">
+          <w:left w:val="none" w:color="000000" w:sz="4" w:space="0"/>
+          <w:bottom w:val="none" w:color="000000" w:sz="4" w:space="0"/>
+          <w:right w:val="none" w:color="000000" w:sz="4" w:space="0"/>
+        </w:tcBorders>
+      </w:tcPr>
+    </w:tblStylePr>
+  </w:style>
+  <w:style w:type="table" w:styleId="749">
     <w:name w:val="Grid Table 7 Colorful - Accent 1"/>
-    <w:basedOn w:val="619"/>
+    <w:basedOn w:val="844"/>
     <w:uiPriority w:val="99"/>
     <w:pPr>
       <w:spacing w:after="0" w:line="240" w:lineRule="auto"/>
@@ -7385,11 +7394,11 @@
         <w:jc w:val="right"/>
       </w:pPr>
       <w:tcPr>
-        <w:shd w:color="ffffff"/>
-        <w:tcBorders>
-          <w:top w:val="none"/>
-          <w:left w:val="none"/>
-          <w:bottom w:val="none"/>
+        <w:shd w:val="clear" w:color="ffffff"/>
+        <w:tcBorders>
+          <w:top w:val="none" w:color="000000" w:sz="4" w:space="0"/>
+          <w:left w:val="none" w:color="000000" w:sz="4" w:space="0"/>
+          <w:bottom w:val="none" w:color="000000" w:sz="4" w:space="0"/>
           <w:right w:val="single" w:color="000000" w:themeColor="accent1" w:themeTint="80" w:sz="4" w:space="0"/>
         </w:tcBorders>
       </w:tcPr>
@@ -7404,10 +7413,10 @@
       <w:tcPr>
         <w:shd w:val="clear" w:color="ffffff" w:themeColor="light1" w:fill="ffffff" w:themeFill="light1"/>
         <w:tcBorders>
-          <w:top w:val="none"/>
-          <w:left w:val="none"/>
+          <w:top w:val="none" w:color="000000" w:sz="4" w:space="0"/>
+          <w:left w:val="none" w:color="000000" w:sz="4" w:space="0"/>
           <w:bottom w:val="single" w:color="000000" w:themeColor="accent1" w:themeTint="80" w:sz="4" w:space="0"/>
-          <w:right w:val="none"/>
+          <w:right w:val="none" w:color="000000" w:sz="4" w:space="0"/>
         </w:tcBorders>
       </w:tcPr>
     </w:tblStylePr>
@@ -7419,12 +7428,12 @@
         <w:sz w:val="22"/>
       </w:rPr>
       <w:tcPr>
-        <w:shd w:color="ffffff"/>
-        <w:tcBorders>
-          <w:top w:val="none"/>
+        <w:shd w:val="clear" w:color="ffffff"/>
+        <w:tcBorders>
+          <w:top w:val="none" w:color="000000" w:sz="4" w:space="0"/>
           <w:left w:val="single" w:color="000000" w:themeColor="accent1" w:themeTint="80" w:sz="4" w:space="0"/>
-          <w:bottom w:val="none"/>
-          <w:right w:val="none"/>
+          <w:bottom w:val="none" w:color="000000" w:sz="4" w:space="0"/>
+          <w:right w:val="none" w:color="000000" w:sz="4" w:space="0"/>
         </w:tcBorders>
       </w:tcPr>
     </w:tblStylePr>
@@ -7439,16 +7448,16 @@
         <w:shd w:val="clear" w:color="ffffff" w:themeColor="light1" w:fill="ffffff" w:themeFill="light1"/>
         <w:tcBorders>
           <w:top w:val="single" w:color="000000" w:themeColor="accent1" w:themeTint="80" w:sz="4" w:space="0"/>
-          <w:left w:val="none"/>
-          <w:bottom w:val="none"/>
-          <w:right w:val="none"/>
-        </w:tcBorders>
-      </w:tcPr>
-    </w:tblStylePr>
-  </w:style>
-  <w:style w:type="table" w:styleId="100">
+          <w:left w:val="none" w:color="000000" w:sz="4" w:space="0"/>
+          <w:bottom w:val="none" w:color="000000" w:sz="4" w:space="0"/>
+          <w:right w:val="none" w:color="000000" w:sz="4" w:space="0"/>
+        </w:tcBorders>
+      </w:tcPr>
+    </w:tblStylePr>
+  </w:style>
+  <w:style w:type="table" w:styleId="750">
     <w:name w:val="Grid Table 7 Colorful - Accent 2"/>
-    <w:basedOn w:val="619"/>
+    <w:basedOn w:val="844"/>
     <w:uiPriority w:val="99"/>
     <w:pPr>
       <w:spacing w:after="0" w:line="240" w:lineRule="auto"/>
@@ -7497,11 +7506,11 @@
         <w:jc w:val="right"/>
       </w:pPr>
       <w:tcPr>
-        <w:shd w:color="ffffff"/>
-        <w:tcBorders>
-          <w:top w:val="none"/>
-          <w:left w:val="none"/>
-          <w:bottom w:val="none"/>
+        <w:shd w:val="clear" w:color="ffffff"/>
+        <w:tcBorders>
+          <w:top w:val="none" w:color="000000" w:sz="4" w:space="0"/>
+          <w:left w:val="none" w:color="000000" w:sz="4" w:space="0"/>
+          <w:bottom w:val="none" w:color="000000" w:sz="4" w:space="0"/>
           <w:right w:val="single" w:color="000000" w:themeColor="accent2" w:themeTint="97" w:sz="4" w:space="0"/>
         </w:tcBorders>
       </w:tcPr>
@@ -7516,10 +7525,10 @@
       <w:tcPr>
         <w:shd w:val="clear" w:color="ffffff" w:themeColor="light1" w:fill="ffffff" w:themeFill="light1"/>
         <w:tcBorders>
-          <w:top w:val="none"/>
-          <w:left w:val="none"/>
+          <w:top w:val="none" w:color="000000" w:sz="4" w:space="0"/>
+          <w:left w:val="none" w:color="000000" w:sz="4" w:space="0"/>
           <w:bottom w:val="single" w:color="000000" w:themeColor="accent2" w:themeTint="97" w:sz="4" w:space="0"/>
-          <w:right w:val="none"/>
+          <w:right w:val="none" w:color="000000" w:sz="4" w:space="0"/>
         </w:tcBorders>
       </w:tcPr>
     </w:tblStylePr>
@@ -7531,12 +7540,12 @@
         <w:sz w:val="22"/>
       </w:rPr>
       <w:tcPr>
-        <w:shd w:color="ffffff"/>
-        <w:tcBorders>
-          <w:top w:val="none"/>
+        <w:shd w:val="clear" w:color="ffffff"/>
+        <w:tcBorders>
+          <w:top w:val="none" w:color="000000" w:sz="4" w:space="0"/>
           <w:left w:val="single" w:color="000000" w:themeColor="accent2" w:themeTint="97" w:sz="4" w:space="0"/>
-          <w:bottom w:val="none"/>
-          <w:right w:val="none"/>
+          <w:bottom w:val="none" w:color="000000" w:sz="4" w:space="0"/>
+          <w:right w:val="none" w:color="000000" w:sz="4" w:space="0"/>
         </w:tcBorders>
       </w:tcPr>
     </w:tblStylePr>
@@ -7551,16 +7560,16 @@
         <w:shd w:val="clear" w:color="ffffff" w:themeColor="light1" w:fill="ffffff" w:themeFill="light1"/>
         <w:tcBorders>
           <w:top w:val="single" w:color="000000" w:themeColor="accent2" w:themeTint="97" w:sz="4" w:space="0"/>
-          <w:left w:val="none"/>
-          <w:bottom w:val="none"/>
-          <w:right w:val="none"/>
-        </w:tcBorders>
-      </w:tcPr>
-    </w:tblStylePr>
-  </w:style>
-  <w:style w:type="table" w:styleId="101">
+          <w:left w:val="none" w:color="000000" w:sz="4" w:space="0"/>
+          <w:bottom w:val="none" w:color="000000" w:sz="4" w:space="0"/>
+          <w:right w:val="none" w:color="000000" w:sz="4" w:space="0"/>
+        </w:tcBorders>
+      </w:tcPr>
+    </w:tblStylePr>
+  </w:style>
+  <w:style w:type="table" w:styleId="751">
     <w:name w:val="Grid Table 7 Colorful - Accent 3"/>
-    <w:basedOn w:val="619"/>
+    <w:basedOn w:val="844"/>
     <w:uiPriority w:val="99"/>
     <w:pPr>
       <w:spacing w:after="0" w:line="240" w:lineRule="auto"/>
@@ -7609,11 +7618,11 @@
         <w:jc w:val="right"/>
       </w:pPr>
       <w:tcPr>
-        <w:shd w:color="ffffff"/>
-        <w:tcBorders>
-          <w:top w:val="none"/>
-          <w:left w:val="none"/>
-          <w:bottom w:val="none"/>
+        <w:shd w:val="clear" w:color="ffffff"/>
+        <w:tcBorders>
+          <w:top w:val="none" w:color="000000" w:sz="4" w:space="0"/>
+          <w:left w:val="none" w:color="000000" w:sz="4" w:space="0"/>
+          <w:bottom w:val="none" w:color="000000" w:sz="4" w:space="0"/>
           <w:right w:val="single" w:color="000000" w:themeColor="accent3" w:themeTint="FE" w:sz="4" w:space="0"/>
         </w:tcBorders>
       </w:tcPr>
@@ -7628,10 +7637,10 @@
       <w:tcPr>
         <w:shd w:val="clear" w:color="ffffff" w:themeColor="light1" w:fill="ffffff" w:themeFill="light1"/>
         <w:tcBorders>
-          <w:top w:val="none"/>
-          <w:left w:val="none"/>
+          <w:top w:val="none" w:color="000000" w:sz="4" w:space="0"/>
+          <w:left w:val="none" w:color="000000" w:sz="4" w:space="0"/>
           <w:bottom w:val="single" w:color="000000" w:themeColor="accent3" w:themeTint="FE" w:sz="4" w:space="0"/>
-          <w:right w:val="none"/>
+          <w:right w:val="none" w:color="000000" w:sz="4" w:space="0"/>
         </w:tcBorders>
       </w:tcPr>
     </w:tblStylePr>
@@ -7643,12 +7652,12 @@
         <w:sz w:val="22"/>
       </w:rPr>
       <w:tcPr>
-        <w:shd w:color="ffffff"/>
-        <w:tcBorders>
-          <w:top w:val="none"/>
+        <w:shd w:val="clear" w:color="ffffff"/>
+        <w:tcBorders>
+          <w:top w:val="none" w:color="000000" w:sz="4" w:space="0"/>
           <w:left w:val="single" w:color="000000" w:themeColor="accent3" w:themeTint="FE" w:sz="4" w:space="0"/>
-          <w:bottom w:val="none"/>
-          <w:right w:val="none"/>
+          <w:bottom w:val="none" w:color="000000" w:sz="4" w:space="0"/>
+          <w:right w:val="none" w:color="000000" w:sz="4" w:space="0"/>
         </w:tcBorders>
       </w:tcPr>
     </w:tblStylePr>
@@ -7663,16 +7672,16 @@
         <w:shd w:val="clear" w:color="ffffff" w:themeColor="light1" w:fill="ffffff" w:themeFill="light1"/>
         <w:tcBorders>
           <w:top w:val="single" w:color="000000" w:themeColor="accent3" w:themeTint="FE" w:sz="4" w:space="0"/>
-          <w:left w:val="none"/>
-          <w:bottom w:val="none"/>
-          <w:right w:val="none"/>
-        </w:tcBorders>
-      </w:tcPr>
-    </w:tblStylePr>
-  </w:style>
-  <w:style w:type="table" w:styleId="102">
+          <w:left w:val="none" w:color="000000" w:sz="4" w:space="0"/>
+          <w:bottom w:val="none" w:color="000000" w:sz="4" w:space="0"/>
+          <w:right w:val="none" w:color="000000" w:sz="4" w:space="0"/>
+        </w:tcBorders>
+      </w:tcPr>
+    </w:tblStylePr>
+  </w:style>
+  <w:style w:type="table" w:styleId="752">
     <w:name w:val="Grid Table 7 Colorful - Accent 4"/>
-    <w:basedOn w:val="619"/>
+    <w:basedOn w:val="844"/>
     <w:uiPriority w:val="99"/>
     <w:pPr>
       <w:spacing w:after="0" w:line="240" w:lineRule="auto"/>
@@ -7721,11 +7730,11 @@
         <w:jc w:val="right"/>
       </w:pPr>
       <w:tcPr>
-        <w:shd w:color="ffffff"/>
-        <w:tcBorders>
-          <w:top w:val="none"/>
-          <w:left w:val="none"/>
-          <w:bottom w:val="none"/>
+        <w:shd w:val="clear" w:color="ffffff"/>
+        <w:tcBorders>
+          <w:top w:val="none" w:color="000000" w:sz="4" w:space="0"/>
+          <w:left w:val="none" w:color="000000" w:sz="4" w:space="0"/>
+          <w:bottom w:val="none" w:color="000000" w:sz="4" w:space="0"/>
           <w:right w:val="single" w:color="000000" w:themeColor="accent4" w:themeTint="9A" w:sz="4" w:space="0"/>
         </w:tcBorders>
       </w:tcPr>
@@ -7740,10 +7749,10 @@
       <w:tcPr>
         <w:shd w:val="clear" w:color="ffffff" w:themeColor="light1" w:fill="ffffff" w:themeFill="light1"/>
         <w:tcBorders>
-          <w:top w:val="none"/>
-          <w:left w:val="none"/>
+          <w:top w:val="none" w:color="000000" w:sz="4" w:space="0"/>
+          <w:left w:val="none" w:color="000000" w:sz="4" w:space="0"/>
           <w:bottom w:val="single" w:color="000000" w:themeColor="accent4" w:themeTint="9A" w:sz="4" w:space="0"/>
-          <w:right w:val="none"/>
+          <w:right w:val="none" w:color="000000" w:sz="4" w:space="0"/>
         </w:tcBorders>
       </w:tcPr>
     </w:tblStylePr>
@@ -7755,12 +7764,12 @@
         <w:sz w:val="22"/>
       </w:rPr>
       <w:tcPr>
-        <w:shd w:color="ffffff"/>
-        <w:tcBorders>
-          <w:top w:val="none"/>
+        <w:shd w:val="clear" w:color="ffffff"/>
+        <w:tcBorders>
+          <w:top w:val="none" w:color="000000" w:sz="4" w:space="0"/>
           <w:left w:val="single" w:color="000000" w:themeColor="accent4" w:themeTint="9A" w:sz="4" w:space="0"/>
-          <w:bottom w:val="none"/>
-          <w:right w:val="none"/>
+          <w:bottom w:val="none" w:color="000000" w:sz="4" w:space="0"/>
+          <w:right w:val="none" w:color="000000" w:sz="4" w:space="0"/>
         </w:tcBorders>
       </w:tcPr>
     </w:tblStylePr>
@@ -7775,16 +7784,16 @@
         <w:shd w:val="clear" w:color="ffffff" w:themeColor="light1" w:fill="ffffff" w:themeFill="light1"/>
         <w:tcBorders>
           <w:top w:val="single" w:color="000000" w:themeColor="accent4" w:themeTint="9A" w:sz="4" w:space="0"/>
-          <w:left w:val="none"/>
-          <w:bottom w:val="none"/>
-          <w:right w:val="none"/>
-        </w:tcBorders>
-      </w:tcPr>
-    </w:tblStylePr>
-  </w:style>
-  <w:style w:type="table" w:styleId="103">
+          <w:left w:val="none" w:color="000000" w:sz="4" w:space="0"/>
+          <w:bottom w:val="none" w:color="000000" w:sz="4" w:space="0"/>
+          <w:right w:val="none" w:color="000000" w:sz="4" w:space="0"/>
+        </w:tcBorders>
+      </w:tcPr>
+    </w:tblStylePr>
+  </w:style>
+  <w:style w:type="table" w:styleId="753">
     <w:name w:val="Grid Table 7 Colorful - Accent 5"/>
-    <w:basedOn w:val="619"/>
+    <w:basedOn w:val="844"/>
     <w:uiPriority w:val="99"/>
     <w:pPr>
       <w:spacing w:after="0" w:line="240" w:lineRule="auto"/>
@@ -7833,11 +7842,11 @@
         <w:jc w:val="right"/>
       </w:pPr>
       <w:tcPr>
-        <w:shd w:color="ffffff"/>
-        <w:tcBorders>
-          <w:top w:val="none"/>
-          <w:left w:val="none"/>
-          <w:bottom w:val="none"/>
+        <w:shd w:val="clear" w:color="ffffff"/>
+        <w:tcBorders>
+          <w:top w:val="none" w:color="000000" w:sz="4" w:space="0"/>
+          <w:left w:val="none" w:color="000000" w:sz="4" w:space="0"/>
+          <w:bottom w:val="none" w:color="000000" w:sz="4" w:space="0"/>
           <w:right w:val="single" w:color="000000" w:themeColor="accent5" w:themeTint="90" w:sz="4" w:space="0"/>
         </w:tcBorders>
       </w:tcPr>
@@ -7852,10 +7861,10 @@
       <w:tcPr>
         <w:shd w:val="clear" w:color="ffffff" w:themeColor="light1" w:fill="ffffff" w:themeFill="light1"/>
         <w:tcBorders>
-          <w:top w:val="none"/>
-          <w:left w:val="none"/>
+          <w:top w:val="none" w:color="000000" w:sz="4" w:space="0"/>
+          <w:left w:val="none" w:color="000000" w:sz="4" w:space="0"/>
           <w:bottom w:val="single" w:color="000000" w:themeColor="accent5" w:themeTint="90" w:sz="4" w:space="0"/>
-          <w:right w:val="none"/>
+          <w:right w:val="none" w:color="000000" w:sz="4" w:space="0"/>
         </w:tcBorders>
       </w:tcPr>
     </w:tblStylePr>
@@ -7867,12 +7876,12 @@
         <w:sz w:val="22"/>
       </w:rPr>
       <w:tcPr>
-        <w:shd w:color="ffffff"/>
-        <w:tcBorders>
-          <w:top w:val="none"/>
+        <w:shd w:val="clear" w:color="ffffff"/>
+        <w:tcBorders>
+          <w:top w:val="none" w:color="000000" w:sz="4" w:space="0"/>
           <w:left w:val="single" w:color="000000" w:themeColor="accent5" w:themeTint="90" w:sz="4" w:space="0"/>
-          <w:bottom w:val="none"/>
-          <w:right w:val="none"/>
+          <w:bottom w:val="none" w:color="000000" w:sz="4" w:space="0"/>
+          <w:right w:val="none" w:color="000000" w:sz="4" w:space="0"/>
         </w:tcBorders>
       </w:tcPr>
     </w:tblStylePr>
@@ -7887,16 +7896,16 @@
         <w:shd w:val="clear" w:color="ffffff" w:themeColor="light1" w:fill="ffffff" w:themeFill="light1"/>
         <w:tcBorders>
           <w:top w:val="single" w:color="000000" w:themeColor="accent5" w:themeTint="90" w:sz="4" w:space="0"/>
-          <w:left w:val="none"/>
-          <w:bottom w:val="none"/>
-          <w:right w:val="none"/>
-        </w:tcBorders>
-      </w:tcPr>
-    </w:tblStylePr>
-  </w:style>
-  <w:style w:type="table" w:styleId="104">
+          <w:left w:val="none" w:color="000000" w:sz="4" w:space="0"/>
+          <w:bottom w:val="none" w:color="000000" w:sz="4" w:space="0"/>
+          <w:right w:val="none" w:color="000000" w:sz="4" w:space="0"/>
+        </w:tcBorders>
+      </w:tcPr>
+    </w:tblStylePr>
+  </w:style>
+  <w:style w:type="table" w:styleId="754">
     <w:name w:val="Grid Table 7 Colorful - Accent 6"/>
-    <w:basedOn w:val="619"/>
+    <w:basedOn w:val="844"/>
     <w:uiPriority w:val="99"/>
     <w:pPr>
       <w:spacing w:after="0" w:line="240" w:lineRule="auto"/>
@@ -7945,11 +7954,11 @@
         <w:jc w:val="right"/>
       </w:pPr>
       <w:tcPr>
-        <w:shd w:color="ffffff"/>
-        <w:tcBorders>
-          <w:top w:val="none"/>
-          <w:left w:val="none"/>
-          <w:bottom w:val="none"/>
+        <w:shd w:val="clear" w:color="ffffff"/>
+        <w:tcBorders>
+          <w:top w:val="none" w:color="000000" w:sz="4" w:space="0"/>
+          <w:left w:val="none" w:color="000000" w:sz="4" w:space="0"/>
+          <w:bottom w:val="none" w:color="000000" w:sz="4" w:space="0"/>
           <w:right w:val="single" w:color="000000" w:themeColor="accent6" w:themeTint="90" w:sz="4" w:space="0"/>
         </w:tcBorders>
       </w:tcPr>
@@ -7964,10 +7973,10 @@
       <w:tcPr>
         <w:shd w:val="clear" w:color="ffffff" w:themeColor="light1" w:fill="ffffff" w:themeFill="light1"/>
         <w:tcBorders>
-          <w:top w:val="none"/>
-          <w:left w:val="none"/>
+          <w:top w:val="none" w:color="000000" w:sz="4" w:space="0"/>
+          <w:left w:val="none" w:color="000000" w:sz="4" w:space="0"/>
           <w:bottom w:val="single" w:color="000000" w:themeColor="accent6" w:themeTint="90" w:sz="4" w:space="0"/>
-          <w:right w:val="none"/>
+          <w:right w:val="none" w:color="000000" w:sz="4" w:space="0"/>
         </w:tcBorders>
       </w:tcPr>
     </w:tblStylePr>
@@ -7979,12 +7988,12 @@
         <w:sz w:val="22"/>
       </w:rPr>
       <w:tcPr>
-        <w:shd w:color="ffffff"/>
-        <w:tcBorders>
-          <w:top w:val="none"/>
+        <w:shd w:val="clear" w:color="ffffff"/>
+        <w:tcBorders>
+          <w:top w:val="none" w:color="000000" w:sz="4" w:space="0"/>
           <w:left w:val="single" w:color="000000" w:themeColor="accent6" w:themeTint="90" w:sz="4" w:space="0"/>
-          <w:bottom w:val="none"/>
-          <w:right w:val="none"/>
+          <w:bottom w:val="none" w:color="000000" w:sz="4" w:space="0"/>
+          <w:right w:val="none" w:color="000000" w:sz="4" w:space="0"/>
         </w:tcBorders>
       </w:tcPr>
     </w:tblStylePr>
@@ -7999,16 +8008,16 @@
         <w:shd w:val="clear" w:color="ffffff" w:themeColor="light1" w:fill="ffffff" w:themeFill="light1"/>
         <w:tcBorders>
           <w:top w:val="single" w:color="000000" w:themeColor="accent6" w:themeTint="90" w:sz="4" w:space="0"/>
-          <w:left w:val="none"/>
-          <w:bottom w:val="none"/>
-          <w:right w:val="none"/>
-        </w:tcBorders>
-      </w:tcPr>
-    </w:tblStylePr>
-  </w:style>
-  <w:style w:type="table" w:styleId="105">
+          <w:left w:val="none" w:color="000000" w:sz="4" w:space="0"/>
+          <w:bottom w:val="none" w:color="000000" w:sz="4" w:space="0"/>
+          <w:right w:val="none" w:color="000000" w:sz="4" w:space="0"/>
+        </w:tcBorders>
+      </w:tcPr>
+    </w:tblStylePr>
+  </w:style>
+  <w:style w:type="table" w:styleId="755">
     <w:name w:val="List Table 1 Light"/>
-    <w:basedOn w:val="619"/>
+    <w:basedOn w:val="844"/>
     <w:uiPriority w:val="99"/>
     <w:pPr>
       <w:spacing w:after="0" w:line="240" w:lineRule="auto"/>
@@ -8069,9 +8078,9 @@
       </w:tcPr>
     </w:tblStylePr>
   </w:style>
-  <w:style w:type="table" w:styleId="106">
+  <w:style w:type="table" w:styleId="756">
     <w:name w:val="List Table 1 Light - Accent 1"/>
-    <w:basedOn w:val="619"/>
+    <w:basedOn w:val="844"/>
     <w:uiPriority w:val="99"/>
     <w:pPr>
       <w:spacing w:after="0" w:line="240" w:lineRule="auto"/>
@@ -8132,9 +8141,9 @@
       </w:tcPr>
     </w:tblStylePr>
   </w:style>
-  <w:style w:type="table" w:styleId="107">
+  <w:style w:type="table" w:styleId="757">
     <w:name w:val="List Table 1 Light - Accent 2"/>
-    <w:basedOn w:val="619"/>
+    <w:basedOn w:val="844"/>
     <w:uiPriority w:val="99"/>
     <w:pPr>
       <w:spacing w:after="0" w:line="240" w:lineRule="auto"/>
@@ -8195,9 +8204,9 @@
       </w:tcPr>
     </w:tblStylePr>
   </w:style>
-  <w:style w:type="table" w:styleId="108">
+  <w:style w:type="table" w:styleId="758">
     <w:name w:val="List Table 1 Light - Accent 3"/>
-    <w:basedOn w:val="619"/>
+    <w:basedOn w:val="844"/>
     <w:uiPriority w:val="99"/>
     <w:pPr>
       <w:spacing w:after="0" w:line="240" w:lineRule="auto"/>
@@ -8258,9 +8267,9 @@
       </w:tcPr>
     </w:tblStylePr>
   </w:style>
-  <w:style w:type="table" w:styleId="109">
+  <w:style w:type="table" w:styleId="759">
     <w:name w:val="List Table 1 Light - Accent 4"/>
-    <w:basedOn w:val="619"/>
+    <w:basedOn w:val="844"/>
     <w:uiPriority w:val="99"/>
     <w:pPr>
       <w:spacing w:after="0" w:line="240" w:lineRule="auto"/>
@@ -8321,9 +8330,9 @@
       </w:tcPr>
     </w:tblStylePr>
   </w:style>
-  <w:style w:type="table" w:styleId="110">
+  <w:style w:type="table" w:styleId="760">
     <w:name w:val="List Table 1 Light - Accent 5"/>
-    <w:basedOn w:val="619"/>
+    <w:basedOn w:val="844"/>
     <w:uiPriority w:val="99"/>
     <w:pPr>
       <w:spacing w:after="0" w:line="240" w:lineRule="auto"/>
@@ -8384,9 +8393,9 @@
       </w:tcPr>
     </w:tblStylePr>
   </w:style>
-  <w:style w:type="table" w:styleId="111">
+  <w:style w:type="table" w:styleId="761">
     <w:name w:val="List Table 1 Light - Accent 6"/>
-    <w:basedOn w:val="619"/>
+    <w:basedOn w:val="844"/>
     <w:uiPriority w:val="99"/>
     <w:pPr>
       <w:spacing w:after="0" w:line="240" w:lineRule="auto"/>
@@ -8447,9 +8456,9 @@
       </w:tcPr>
     </w:tblStylePr>
   </w:style>
-  <w:style w:type="table" w:styleId="112">
+  <w:style w:type="table" w:styleId="762">
     <w:name w:val="List Table 2"/>
-    <w:basedOn w:val="619"/>
+    <w:basedOn w:val="844"/>
     <w:uiPriority w:val="99"/>
     <w:pPr>
       <w:spacing w:after="0" w:line="240" w:lineRule="auto"/>
@@ -8533,9 +8542,9 @@
       </w:tcPr>
     </w:tblStylePr>
   </w:style>
-  <w:style w:type="table" w:styleId="113">
+  <w:style w:type="table" w:styleId="763">
     <w:name w:val="List Table 2 - Accent 1"/>
-    <w:basedOn w:val="619"/>
+    <w:basedOn w:val="844"/>
     <w:uiPriority w:val="99"/>
     <w:pPr>
       <w:spacing w:after="0" w:line="240" w:lineRule="auto"/>
@@ -8619,9 +8628,9 @@
       </w:tcPr>
     </w:tblStylePr>
   </w:style>
-  <w:style w:type="table" w:styleId="114">
+  <w:style w:type="table" w:styleId="764">
     <w:name w:val="List Table 2 - Accent 2"/>
-    <w:basedOn w:val="619"/>
+    <w:basedOn w:val="844"/>
     <w:uiPriority w:val="99"/>
     <w:pPr>
       <w:spacing w:after="0" w:line="240" w:lineRule="auto"/>
@@ -8705,9 +8714,9 @@
       </w:tcPr>
     </w:tblStylePr>
   </w:style>
-  <w:style w:type="table" w:styleId="115">
+  <w:style w:type="table" w:styleId="765">
     <w:name w:val="List Table 2 - Accent 3"/>
-    <w:basedOn w:val="619"/>
+    <w:basedOn w:val="844"/>
     <w:uiPriority w:val="99"/>
     <w:pPr>
       <w:spacing w:after="0" w:line="240" w:lineRule="auto"/>
@@ -8791,9 +8800,9 @@
       </w:tcPr>
     </w:tblStylePr>
   </w:style>
-  <w:style w:type="table" w:styleId="116">
+  <w:style w:type="table" w:styleId="766">
     <w:name w:val="List Table 2 - Accent 4"/>
-    <w:basedOn w:val="619"/>
+    <w:basedOn w:val="844"/>
     <w:uiPriority w:val="99"/>
     <w:pPr>
       <w:spacing w:after="0" w:line="240" w:lineRule="auto"/>
@@ -8877,9 +8886,9 @@
       </w:tcPr>
     </w:tblStylePr>
   </w:style>
-  <w:style w:type="table" w:styleId="117">
+  <w:style w:type="table" w:styleId="767">
     <w:name w:val="List Table 2 - Accent 5"/>
-    <w:basedOn w:val="619"/>
+    <w:basedOn w:val="844"/>
     <w:uiPriority w:val="99"/>
     <w:pPr>
       <w:spacing w:after="0" w:line="240" w:lineRule="auto"/>
@@ -8963,9 +8972,9 @@
       </w:tcPr>
     </w:tblStylePr>
   </w:style>
-  <w:style w:type="table" w:styleId="118">
+  <w:style w:type="table" w:styleId="768">
     <w:name w:val="List Table 2 - Accent 6"/>
-    <w:basedOn w:val="619"/>
+    <w:basedOn w:val="844"/>
     <w:uiPriority w:val="99"/>
     <w:pPr>
       <w:spacing w:after="0" w:line="240" w:lineRule="auto"/>
@@ -9049,9 +9058,9 @@
       </w:tcPr>
     </w:tblStylePr>
   </w:style>
-  <w:style w:type="table" w:styleId="119">
+  <w:style w:type="table" w:styleId="769">
     <w:name w:val="List Table 3"/>
-    <w:basedOn w:val="619"/>
+    <w:basedOn w:val="844"/>
     <w:uiPriority w:val="99"/>
     <w:pPr>
       <w:spacing w:after="0" w:line="240" w:lineRule="auto"/>
@@ -9123,9 +9132,9 @@
       </w:rPr>
     </w:tblStylePr>
   </w:style>
-  <w:style w:type="table" w:styleId="120">
+  <w:style w:type="table" w:styleId="770">
     <w:name w:val="List Table 3 - Accent 1"/>
-    <w:basedOn w:val="619"/>
+    <w:basedOn w:val="844"/>
     <w:uiPriority w:val="99"/>
     <w:pPr>
       <w:spacing w:after="0" w:line="240" w:lineRule="auto"/>
@@ -9197,9 +9206,9 @@
       </w:rPr>
     </w:tblStylePr>
   </w:style>
-  <w:style w:type="table" w:styleId="121">
+  <w:style w:type="table" w:styleId="771">
     <w:name w:val="List Table 3 - Accent 2"/>
-    <w:basedOn w:val="619"/>
+    <w:basedOn w:val="844"/>
     <w:uiPriority w:val="99"/>
     <w:pPr>
       <w:spacing w:after="0" w:line="240" w:lineRule="auto"/>
@@ -9271,9 +9280,9 @@
       </w:rPr>
     </w:tblStylePr>
   </w:style>
-  <w:style w:type="table" w:styleId="122">
+  <w:style w:type="table" w:styleId="772">
     <w:name w:val="List Table 3 - Accent 3"/>
-    <w:basedOn w:val="619"/>
+    <w:basedOn w:val="844"/>
     <w:uiPriority w:val="99"/>
     <w:pPr>
       <w:spacing w:after="0" w:line="240" w:lineRule="auto"/>
@@ -9345,9 +9354,9 @@
       </w:rPr>
     </w:tblStylePr>
   </w:style>
-  <w:style w:type="table" w:styleId="123">
+  <w:style w:type="table" w:styleId="773">
     <w:name w:val="List Table 3 - Accent 4"/>
-    <w:basedOn w:val="619"/>
+    <w:basedOn w:val="844"/>
     <w:uiPriority w:val="99"/>
     <w:pPr>
       <w:spacing w:after="0" w:line="240" w:lineRule="auto"/>
@@ -9419,9 +9428,9 @@
       </w:rPr>
     </w:tblStylePr>
   </w:style>
-  <w:style w:type="table" w:styleId="124">
+  <w:style w:type="table" w:styleId="774">
     <w:name w:val="List Table 3 - Accent 5"/>
-    <w:basedOn w:val="619"/>
+    <w:basedOn w:val="844"/>
     <w:uiPriority w:val="99"/>
     <w:pPr>
       <w:spacing w:after="0" w:line="240" w:lineRule="auto"/>
@@ -9493,9 +9502,9 @@
       </w:rPr>
     </w:tblStylePr>
   </w:style>
-  <w:style w:type="table" w:styleId="125">
+  <w:style w:type="table" w:styleId="775">
     <w:name w:val="List Table 3 - Accent 6"/>
-    <w:basedOn w:val="619"/>
+    <w:basedOn w:val="844"/>
     <w:uiPriority w:val="99"/>
     <w:pPr>
       <w:spacing w:after="0" w:line="240" w:lineRule="auto"/>
@@ -9567,9 +9576,9 @@
       </w:rPr>
     </w:tblStylePr>
   </w:style>
-  <w:style w:type="table" w:styleId="126">
+  <w:style w:type="table" w:styleId="776">
     <w:name w:val="List Table 4"/>
-    <w:basedOn w:val="619"/>
+    <w:basedOn w:val="844"/>
     <w:uiPriority w:val="99"/>
     <w:pPr>
       <w:spacing w:after="0" w:line="240" w:lineRule="auto"/>
@@ -9636,9 +9645,9 @@
       </w:rPr>
     </w:tblStylePr>
   </w:style>
-  <w:style w:type="table" w:styleId="127">
+  <w:style w:type="table" w:styleId="777">
     <w:name w:val="List Table 4 - Accent 1"/>
-    <w:basedOn w:val="619"/>
+    <w:basedOn w:val="844"/>
     <w:uiPriority w:val="99"/>
     <w:pPr>
       <w:spacing w:after="0" w:line="240" w:lineRule="auto"/>
@@ -9705,9 +9714,9 @@
       </w:rPr>
     </w:tblStylePr>
   </w:style>
-  <w:style w:type="table" w:styleId="128">
+  <w:style w:type="table" w:styleId="778">
     <w:name w:val="List Table 4 - Accent 2"/>
-    <w:basedOn w:val="619"/>
+    <w:basedOn w:val="844"/>
     <w:uiPriority w:val="99"/>
     <w:pPr>
       <w:spacing w:after="0" w:line="240" w:lineRule="auto"/>
@@ -9774,9 +9783,9 @@
       </w:rPr>
     </w:tblStylePr>
   </w:style>
-  <w:style w:type="table" w:styleId="129">
+  <w:style w:type="table" w:styleId="779">
     <w:name w:val="List Table 4 - Accent 3"/>
-    <w:basedOn w:val="619"/>
+    <w:basedOn w:val="844"/>
     <w:uiPriority w:val="99"/>
     <w:pPr>
       <w:spacing w:after="0" w:line="240" w:lineRule="auto"/>
@@ -9843,9 +9852,9 @@
       </w:rPr>
     </w:tblStylePr>
   </w:style>
-  <w:style w:type="table" w:styleId="130">
+  <w:style w:type="table" w:styleId="780">
     <w:name w:val="List Table 4 - Accent 4"/>
-    <w:basedOn w:val="619"/>
+    <w:basedOn w:val="844"/>
     <w:uiPriority w:val="99"/>
     <w:pPr>
       <w:spacing w:after="0" w:line="240" w:lineRule="auto"/>
@@ -9912,9 +9921,9 @@
       </w:rPr>
     </w:tblStylePr>
   </w:style>
-  <w:style w:type="table" w:styleId="131">
+  <w:style w:type="table" w:styleId="781">
     <w:name w:val="List Table 4 - Accent 5"/>
-    <w:basedOn w:val="619"/>
+    <w:basedOn w:val="844"/>
     <w:uiPriority w:val="99"/>
     <w:pPr>
       <w:spacing w:after="0" w:line="240" w:lineRule="auto"/>
@@ -9981,9 +9990,9 @@
       </w:rPr>
     </w:tblStylePr>
   </w:style>
-  <w:style w:type="table" w:styleId="132">
+  <w:style w:type="table" w:styleId="782">
     <w:name w:val="List Table 4 - Accent 6"/>
-    <w:basedOn w:val="619"/>
+    <w:basedOn w:val="844"/>
     <w:uiPriority w:val="99"/>
     <w:pPr>
       <w:spacing w:after="0" w:line="240" w:lineRule="auto"/>
@@ -10050,9 +10059,9 @@
       </w:rPr>
     </w:tblStylePr>
   </w:style>
-  <w:style w:type="table" w:styleId="133">
+  <w:style w:type="table" w:styleId="783">
     <w:name w:val="List Table 5 Dark"/>
-    <w:basedOn w:val="619"/>
+    <w:basedOn w:val="844"/>
     <w:uiPriority w:val="99"/>
     <w:pPr>
       <w:spacing w:after="0" w:line="240" w:lineRule="auto"/>
@@ -10157,9 +10166,9 @@
       </w:rPr>
     </w:tblStylePr>
   </w:style>
-  <w:style w:type="table" w:styleId="134">
+  <w:style w:type="table" w:styleId="784">
     <w:name w:val="List Table 5 Dark - Accent 1"/>
-    <w:basedOn w:val="619"/>
+    <w:basedOn w:val="844"/>
     <w:uiPriority w:val="99"/>
     <w:pPr>
       <w:spacing w:after="0" w:line="240" w:lineRule="auto"/>
@@ -10264,9 +10273,9 @@
       </w:rPr>
     </w:tblStylePr>
   </w:style>
-  <w:style w:type="table" w:styleId="135">
+  <w:style w:type="table" w:styleId="785">
     <w:name w:val="List Table 5 Dark - Accent 2"/>
-    <w:basedOn w:val="619"/>
+    <w:basedOn w:val="844"/>
     <w:uiPriority w:val="99"/>
     <w:pPr>
       <w:spacing w:after="0" w:line="240" w:lineRule="auto"/>
@@ -10371,9 +10380,9 @@
       </w:rPr>
     </w:tblStylePr>
   </w:style>
-  <w:style w:type="table" w:styleId="136">
+  <w:style w:type="table" w:styleId="786">
     <w:name w:val="List Table 5 Dark - Accent 3"/>
-    <w:basedOn w:val="619"/>
+    <w:basedOn w:val="844"/>
     <w:uiPriority w:val="99"/>
     <w:pPr>
       <w:spacing w:after="0" w:line="240" w:lineRule="auto"/>
@@ -10478,9 +10487,9 @@
       </w:rPr>
     </w:tblStylePr>
   </w:style>
-  <w:style w:type="table" w:styleId="137">
+  <w:style w:type="table" w:styleId="787">
     <w:name w:val="List Table 5 Dark - Accent 4"/>
-    <w:basedOn w:val="619"/>
+    <w:basedOn w:val="844"/>
     <w:uiPriority w:val="99"/>
     <w:pPr>
       <w:spacing w:after="0" w:line="240" w:lineRule="auto"/>
@@ -10585,9 +10594,9 @@
       </w:rPr>
     </w:tblStylePr>
   </w:style>
-  <w:style w:type="table" w:styleId="138">
+  <w:style w:type="table" w:styleId="788">
     <w:name w:val="List Table 5 Dark - Accent 5"/>
-    <w:basedOn w:val="619"/>
+    <w:basedOn w:val="844"/>
     <w:uiPriority w:val="99"/>
     <w:pPr>
       <w:spacing w:after="0" w:line="240" w:lineRule="auto"/>
@@ -10692,9 +10701,9 @@
       </w:rPr>
     </w:tblStylePr>
   </w:style>
-  <w:style w:type="table" w:styleId="139">
+  <w:style w:type="table" w:styleId="789">
     <w:name w:val="List Table 5 Dark - Accent 6"/>
-    <w:basedOn w:val="619"/>
+    <w:basedOn w:val="844"/>
     <w:uiPriority w:val="99"/>
     <w:pPr>
       <w:spacing w:after="0" w:line="240" w:lineRule="auto"/>
@@ -10799,9 +10808,9 @@
       </w:rPr>
     </w:tblStylePr>
   </w:style>
-  <w:style w:type="table" w:styleId="140">
+  <w:style w:type="table" w:styleId="790">
     <w:name w:val="List Table 6 Colorful"/>
-    <w:basedOn w:val="619"/>
+    <w:basedOn w:val="844"/>
     <w:uiPriority w:val="99"/>
     <w:pPr>
       <w:spacing w:after="0" w:line="240" w:lineRule="auto"/>
@@ -10872,9 +10881,9 @@
       </w:tcPr>
     </w:tblStylePr>
   </w:style>
-  <w:style w:type="table" w:styleId="141">
+  <w:style w:type="table" w:styleId="791">
     <w:name w:val="List Table 6 Colorful - Accent 1"/>
-    <w:basedOn w:val="619"/>
+    <w:basedOn w:val="844"/>
     <w:uiPriority w:val="99"/>
     <w:pPr>
       <w:spacing w:after="0" w:line="240" w:lineRule="auto"/>
@@ -10945,9 +10954,9 @@
       </w:tcPr>
     </w:tblStylePr>
   </w:style>
-  <w:style w:type="table" w:styleId="142">
+  <w:style w:type="table" w:styleId="792">
     <w:name w:val="List Table 6 Colorful - Accent 2"/>
-    <w:basedOn w:val="619"/>
+    <w:basedOn w:val="844"/>
     <w:uiPriority w:val="99"/>
     <w:pPr>
       <w:spacing w:after="0" w:line="240" w:lineRule="auto"/>
@@ -11018,9 +11027,9 @@
       </w:tcPr>
     </w:tblStylePr>
   </w:style>
-  <w:style w:type="table" w:styleId="143">
+  <w:style w:type="table" w:styleId="793">
     <w:name w:val="List Table 6 Colorful - Accent 3"/>
-    <w:basedOn w:val="619"/>
+    <w:basedOn w:val="844"/>
     <w:uiPriority w:val="99"/>
     <w:pPr>
       <w:spacing w:after="0" w:line="240" w:lineRule="auto"/>
@@ -11091,9 +11100,9 @@
       </w:tcPr>
     </w:tblStylePr>
   </w:style>
-  <w:style w:type="table" w:styleId="144">
+  <w:style w:type="table" w:styleId="794">
     <w:name w:val="List Table 6 Colorful - Accent 4"/>
-    <w:basedOn w:val="619"/>
+    <w:basedOn w:val="844"/>
     <w:uiPriority w:val="99"/>
     <w:pPr>
       <w:spacing w:after="0" w:line="240" w:lineRule="auto"/>
@@ -11164,9 +11173,9 @@
       </w:tcPr>
     </w:tblStylePr>
   </w:style>
-  <w:style w:type="table" w:styleId="145">
+  <w:style w:type="table" w:styleId="795">
     <w:name w:val="List Table 6 Colorful - Accent 5"/>
-    <w:basedOn w:val="619"/>
+    <w:basedOn w:val="844"/>
     <w:uiPriority w:val="99"/>
     <w:pPr>
       <w:spacing w:after="0" w:line="240" w:lineRule="auto"/>
@@ -11237,9 +11246,9 @@
       </w:tcPr>
     </w:tblStylePr>
   </w:style>
-  <w:style w:type="table" w:styleId="146">
+  <w:style w:type="table" w:styleId="796">
     <w:name w:val="List Table 6 Colorful - Accent 6"/>
-    <w:basedOn w:val="619"/>
+    <w:basedOn w:val="844"/>
     <w:uiPriority w:val="99"/>
     <w:pPr>
       <w:spacing w:after="0" w:line="240" w:lineRule="auto"/>
@@ -11310,9 +11319,9 @@
       </w:tcPr>
     </w:tblStylePr>
   </w:style>
-  <w:style w:type="table" w:styleId="147">
+  <w:style w:type="table" w:styleId="797">
     <w:name w:val="List Table 7 Colorful"/>
-    <w:basedOn w:val="619"/>
+    <w:basedOn w:val="844"/>
     <w:uiPriority w:val="99"/>
     <w:pPr>
       <w:spacing w:after="0" w:line="240" w:lineRule="auto"/>
@@ -11358,11 +11367,11 @@
         <w:jc w:val="right"/>
       </w:pPr>
       <w:tcPr>
-        <w:shd w:color="ffffff"/>
-        <w:tcBorders>
-          <w:top w:val="none"/>
-          <w:left w:val="none"/>
-          <w:bottom w:val="none"/>
+        <w:shd w:val="clear" w:color="ffffff"/>
+        <w:tcBorders>
+          <w:top w:val="none" w:color="000000" w:sz="4" w:space="0"/>
+          <w:left w:val="none" w:color="000000" w:sz="4" w:space="0"/>
+          <w:bottom w:val="none" w:color="000000" w:sz="4" w:space="0"/>
           <w:right w:val="single" w:color="000000" w:themeColor="text1" w:themeTint="80" w:sz="4" w:space="0"/>
         </w:tcBorders>
       </w:tcPr>
@@ -11377,10 +11386,10 @@
       <w:tcPr>
         <w:shd w:val="clear" w:color="ffffff" w:themeColor="light1" w:fill="ffffff" w:themeFill="light1"/>
         <w:tcBorders>
-          <w:top w:val="none"/>
-          <w:left w:val="none"/>
+          <w:top w:val="none" w:color="000000" w:sz="4" w:space="0"/>
+          <w:left w:val="none" w:color="000000" w:sz="4" w:space="0"/>
           <w:bottom w:val="single" w:color="000000" w:themeColor="text1" w:themeTint="80" w:sz="4" w:space="0"/>
-          <w:right w:val="none"/>
+          <w:right w:val="none" w:color="000000" w:sz="4" w:space="0"/>
         </w:tcBorders>
       </w:tcPr>
     </w:tblStylePr>
@@ -11392,12 +11401,12 @@
         <w:sz w:val="22"/>
       </w:rPr>
       <w:tcPr>
-        <w:shd w:color="ffffff"/>
-        <w:tcBorders>
-          <w:top w:val="none"/>
+        <w:shd w:val="clear" w:color="ffffff"/>
+        <w:tcBorders>
+          <w:top w:val="none" w:color="000000" w:sz="4" w:space="0"/>
           <w:left w:val="single" w:color="000000" w:themeColor="text1" w:themeTint="80" w:sz="4" w:space="0"/>
-          <w:bottom w:val="none"/>
-          <w:right w:val="none"/>
+          <w:bottom w:val="none" w:color="000000" w:sz="4" w:space="0"/>
+          <w:right w:val="none" w:color="000000" w:sz="4" w:space="0"/>
         </w:tcBorders>
       </w:tcPr>
     </w:tblStylePr>
@@ -11412,9 +11421,9 @@
         <w:shd w:val="clear" w:color="ffffff" w:themeColor="light1" w:fill="ffffff" w:themeFill="light1"/>
         <w:tcBorders>
           <w:top w:val="single" w:color="000000" w:themeColor="text1" w:themeTint="80" w:sz="4" w:space="0"/>
-          <w:left w:val="none"/>
-          <w:bottom w:val="none"/>
-          <w:right w:val="none"/>
+          <w:left w:val="none" w:color="000000" w:sz="4" w:space="0"/>
+          <w:bottom w:val="none" w:color="000000" w:sz="4" w:space="0"/>
+          <w:right w:val="none" w:color="000000" w:sz="4" w:space="0"/>
         </w:tcBorders>
       </w:tcPr>
     </w:tblStylePr>
@@ -11426,9 +11435,9 @@
       </w:rPr>
     </w:tblStylePr>
   </w:style>
-  <w:style w:type="table" w:styleId="148">
+  <w:style w:type="table" w:styleId="798">
     <w:name w:val="List Table 7 Colorful - Accent 1"/>
-    <w:basedOn w:val="619"/>
+    <w:basedOn w:val="844"/>
     <w:uiPriority w:val="99"/>
     <w:pPr>
       <w:spacing w:after="0" w:line="240" w:lineRule="auto"/>
@@ -11474,11 +11483,11 @@
         <w:jc w:val="right"/>
       </w:pPr>
       <w:tcPr>
-        <w:shd w:color="ffffff"/>
-        <w:tcBorders>
-          <w:top w:val="none"/>
-          <w:left w:val="none"/>
-          <w:bottom w:val="none"/>
+        <w:shd w:val="clear" w:color="ffffff"/>
+        <w:tcBorders>
+          <w:top w:val="none" w:color="000000" w:sz="4" w:space="0"/>
+          <w:left w:val="none" w:color="000000" w:sz="4" w:space="0"/>
+          <w:bottom w:val="none" w:color="000000" w:sz="4" w:space="0"/>
           <w:right w:val="single" w:color="000000" w:themeColor="accent1" w:sz="4" w:space="0"/>
         </w:tcBorders>
       </w:tcPr>
@@ -11493,10 +11502,10 @@
       <w:tcPr>
         <w:shd w:val="clear" w:color="ffffff" w:themeColor="light1" w:fill="ffffff" w:themeFill="light1"/>
         <w:tcBorders>
-          <w:top w:val="none"/>
-          <w:left w:val="none"/>
+          <w:top w:val="none" w:color="000000" w:sz="4" w:space="0"/>
+          <w:left w:val="none" w:color="000000" w:sz="4" w:space="0"/>
           <w:bottom w:val="single" w:color="000000" w:themeColor="accent1" w:sz="4" w:space="0"/>
-          <w:right w:val="none"/>
+          <w:right w:val="none" w:color="000000" w:sz="4" w:space="0"/>
         </w:tcBorders>
       </w:tcPr>
     </w:tblStylePr>
@@ -11508,12 +11517,12 @@
         <w:sz w:val="22"/>
       </w:rPr>
       <w:tcPr>
-        <w:shd w:color="ffffff"/>
-        <w:tcBorders>
-          <w:top w:val="none"/>
+        <w:shd w:val="clear" w:color="ffffff"/>
+        <w:tcBorders>
+          <w:top w:val="none" w:color="000000" w:sz="4" w:space="0"/>
           <w:left w:val="single" w:color="000000" w:themeColor="accent1" w:sz="4" w:space="0"/>
-          <w:bottom w:val="none"/>
-          <w:right w:val="none"/>
+          <w:bottom w:val="none" w:color="000000" w:sz="4" w:space="0"/>
+          <w:right w:val="none" w:color="000000" w:sz="4" w:space="0"/>
         </w:tcBorders>
       </w:tcPr>
     </w:tblStylePr>
@@ -11528,9 +11537,9 @@
         <w:shd w:val="clear" w:color="ffffff" w:themeColor="light1" w:fill="ffffff" w:themeFill="light1"/>
         <w:tcBorders>
           <w:top w:val="single" w:color="000000" w:themeColor="accent1" w:sz="4" w:space="0"/>
-          <w:left w:val="none"/>
-          <w:bottom w:val="none"/>
-          <w:right w:val="none"/>
+          <w:left w:val="none" w:color="000000" w:sz="4" w:space="0"/>
+          <w:bottom w:val="none" w:color="000000" w:sz="4" w:space="0"/>
+          <w:right w:val="none" w:color="000000" w:sz="4" w:space="0"/>
         </w:tcBorders>
       </w:tcPr>
     </w:tblStylePr>
@@ -11542,9 +11551,9 @@
       </w:rPr>
     </w:tblStylePr>
   </w:style>
-  <w:style w:type="table" w:styleId="149">
+  <w:style w:type="table" w:styleId="799">
     <w:name w:val="List Table 7 Colorful - Accent 2"/>
-    <w:basedOn w:val="619"/>
+    <w:basedOn w:val="844"/>
     <w:uiPriority w:val="99"/>
     <w:pPr>
       <w:spacing w:after="0" w:line="240" w:lineRule="auto"/>
@@ -11590,11 +11599,11 @@
         <w:jc w:val="right"/>
       </w:pPr>
       <w:tcPr>
-        <w:shd w:color="ffffff"/>
-        <w:tcBorders>
-          <w:top w:val="none"/>
-          <w:left w:val="none"/>
-          <w:bottom w:val="none"/>
+        <w:shd w:val="clear" w:color="ffffff"/>
+        <w:tcBorders>
+          <w:top w:val="none" w:color="000000" w:sz="4" w:space="0"/>
+          <w:left w:val="none" w:color="000000" w:sz="4" w:space="0"/>
+          <w:bottom w:val="none" w:color="000000" w:sz="4" w:space="0"/>
           <w:right w:val="single" w:color="000000" w:themeColor="accent2" w:themeTint="97" w:sz="4" w:space="0"/>
         </w:tcBorders>
       </w:tcPr>
@@ -11609,10 +11618,10 @@
       <w:tcPr>
         <w:shd w:val="clear" w:color="ffffff" w:themeColor="light1" w:fill="ffffff" w:themeFill="light1"/>
         <w:tcBorders>
-          <w:top w:val="none"/>
-          <w:left w:val="none"/>
+          <w:top w:val="none" w:color="000000" w:sz="4" w:space="0"/>
+          <w:left w:val="none" w:color="000000" w:sz="4" w:space="0"/>
           <w:bottom w:val="single" w:color="000000" w:themeColor="accent2" w:themeTint="97" w:sz="4" w:space="0"/>
-          <w:right w:val="none"/>
+          <w:right w:val="none" w:color="000000" w:sz="4" w:space="0"/>
         </w:tcBorders>
       </w:tcPr>
     </w:tblStylePr>
@@ -11624,12 +11633,12 @@
         <w:sz w:val="22"/>
       </w:rPr>
       <w:tcPr>
-        <w:shd w:color="ffffff"/>
-        <w:tcBorders>
-          <w:top w:val="none"/>
+        <w:shd w:val="clear" w:color="ffffff"/>
+        <w:tcBorders>
+          <w:top w:val="none" w:color="000000" w:sz="4" w:space="0"/>
           <w:left w:val="single" w:color="000000" w:themeColor="accent2" w:themeTint="97" w:sz="4" w:space="0"/>
-          <w:bottom w:val="none"/>
-          <w:right w:val="none"/>
+          <w:bottom w:val="none" w:color="000000" w:sz="4" w:space="0"/>
+          <w:right w:val="none" w:color="000000" w:sz="4" w:space="0"/>
         </w:tcBorders>
       </w:tcPr>
     </w:tblStylePr>
@@ -11644,9 +11653,9 @@
         <w:shd w:val="clear" w:color="ffffff" w:themeColor="light1" w:fill="ffffff" w:themeFill="light1"/>
         <w:tcBorders>
           <w:top w:val="single" w:color="000000" w:themeColor="accent2" w:themeTint="97" w:sz="4" w:space="0"/>
-          <w:left w:val="none"/>
-          <w:bottom w:val="none"/>
-          <w:right w:val="none"/>
+          <w:left w:val="none" w:color="000000" w:sz="4" w:space="0"/>
+          <w:bottom w:val="none" w:color="000000" w:sz="4" w:space="0"/>
+          <w:right w:val="none" w:color="000000" w:sz="4" w:space="0"/>
         </w:tcBorders>
       </w:tcPr>
     </w:tblStylePr>
@@ -11658,9 +11667,9 @@
       </w:rPr>
     </w:tblStylePr>
   </w:style>
-  <w:style w:type="table" w:styleId="150">
+  <w:style w:type="table" w:styleId="800">
     <w:name w:val="List Table 7 Colorful - Accent 3"/>
-    <w:basedOn w:val="619"/>
+    <w:basedOn w:val="844"/>
     <w:uiPriority w:val="99"/>
     <w:pPr>
       <w:spacing w:after="0" w:line="240" w:lineRule="auto"/>
@@ -11706,11 +11715,11 @@
         <w:jc w:val="right"/>
       </w:pPr>
       <w:tcPr>
-        <w:shd w:color="ffffff"/>
-        <w:tcBorders>
-          <w:top w:val="none"/>
-          <w:left w:val="none"/>
-          <w:bottom w:val="none"/>
+        <w:shd w:val="clear" w:color="ffffff"/>
+        <w:tcBorders>
+          <w:top w:val="none" w:color="000000" w:sz="4" w:space="0"/>
+          <w:left w:val="none" w:color="000000" w:sz="4" w:space="0"/>
+          <w:bottom w:val="none" w:color="000000" w:sz="4" w:space="0"/>
           <w:right w:val="single" w:color="000000" w:themeColor="accent3" w:themeTint="98" w:sz="4" w:space="0"/>
         </w:tcBorders>
       </w:tcPr>
@@ -11725,10 +11734,10 @@
       <w:tcPr>
         <w:shd w:val="clear" w:color="ffffff" w:themeColor="light1" w:fill="ffffff" w:themeFill="light1"/>
         <w:tcBorders>
-          <w:top w:val="none"/>
-          <w:left w:val="none"/>
+          <w:top w:val="none" w:color="000000" w:sz="4" w:space="0"/>
+          <w:left w:val="none" w:color="000000" w:sz="4" w:space="0"/>
           <w:bottom w:val="single" w:color="000000" w:themeColor="accent3" w:themeTint="98" w:sz="4" w:space="0"/>
-          <w:right w:val="none"/>
+          <w:right w:val="none" w:color="000000" w:sz="4" w:space="0"/>
         </w:tcBorders>
       </w:tcPr>
     </w:tblStylePr>
@@ -11740,12 +11749,12 @@
         <w:sz w:val="22"/>
       </w:rPr>
       <w:tcPr>
-        <w:shd w:color="ffffff"/>
-        <w:tcBorders>
-          <w:top w:val="none"/>
+        <w:shd w:val="clear" w:color="ffffff"/>
+        <w:tcBorders>
+          <w:top w:val="none" w:color="000000" w:sz="4" w:space="0"/>
           <w:left w:val="single" w:color="000000" w:themeColor="accent3" w:themeTint="98" w:sz="4" w:space="0"/>
-          <w:bottom w:val="none"/>
-          <w:right w:val="none"/>
+          <w:bottom w:val="none" w:color="000000" w:sz="4" w:space="0"/>
+          <w:right w:val="none" w:color="000000" w:sz="4" w:space="0"/>
         </w:tcBorders>
       </w:tcPr>
     </w:tblStylePr>
@@ -11760,9 +11769,9 @@
         <w:shd w:val="clear" w:color="ffffff" w:themeColor="light1" w:fill="ffffff" w:themeFill="light1"/>
         <w:tcBorders>
           <w:top w:val="single" w:color="000000" w:themeColor="accent3" w:themeTint="98" w:sz="4" w:space="0"/>
-          <w:left w:val="none"/>
-          <w:bottom w:val="none"/>
-          <w:right w:val="none"/>
+          <w:left w:val="none" w:color="000000" w:sz="4" w:space="0"/>
+          <w:bottom w:val="none" w:color="000000" w:sz="4" w:space="0"/>
+          <w:right w:val="none" w:color="000000" w:sz="4" w:space="0"/>
         </w:tcBorders>
       </w:tcPr>
     </w:tblStylePr>
@@ -11774,9 +11783,9 @@
       </w:rPr>
     </w:tblStylePr>
   </w:style>
-  <w:style w:type="table" w:styleId="151">
+  <w:style w:type="table" w:styleId="801">
     <w:name w:val="List Table 7 Colorful - Accent 4"/>
-    <w:basedOn w:val="619"/>
+    <w:basedOn w:val="844"/>
     <w:uiPriority w:val="99"/>
     <w:pPr>
       <w:spacing w:after="0" w:line="240" w:lineRule="auto"/>
@@ -11822,11 +11831,11 @@
         <w:jc w:val="right"/>
       </w:pPr>
       <w:tcPr>
-        <w:shd w:color="ffffff"/>
-        <w:tcBorders>
-          <w:top w:val="none"/>
-          <w:left w:val="none"/>
-          <w:bottom w:val="none"/>
+        <w:shd w:val="clear" w:color="ffffff"/>
+        <w:tcBorders>
+          <w:top w:val="none" w:color="000000" w:sz="4" w:space="0"/>
+          <w:left w:val="none" w:color="000000" w:sz="4" w:space="0"/>
+          <w:bottom w:val="none" w:color="000000" w:sz="4" w:space="0"/>
           <w:right w:val="single" w:color="000000" w:themeColor="accent4" w:themeTint="9A" w:sz="4" w:space="0"/>
         </w:tcBorders>
       </w:tcPr>
@@ -11841,10 +11850,10 @@
       <w:tcPr>
         <w:shd w:val="clear" w:color="ffffff" w:themeColor="light1" w:fill="ffffff" w:themeFill="light1"/>
         <w:tcBorders>
-          <w:top w:val="none"/>
-          <w:left w:val="none"/>
+          <w:top w:val="none" w:color="000000" w:sz="4" w:space="0"/>
+          <w:left w:val="none" w:color="000000" w:sz="4" w:space="0"/>
           <w:bottom w:val="single" w:color="000000" w:themeColor="accent4" w:themeTint="9A" w:sz="4" w:space="0"/>
-          <w:right w:val="none"/>
+          <w:right w:val="none" w:color="000000" w:sz="4" w:space="0"/>
         </w:tcBorders>
       </w:tcPr>
     </w:tblStylePr>
@@ -11856,12 +11865,12 @@
         <w:sz w:val="22"/>
       </w:rPr>
       <w:tcPr>
-        <w:shd w:color="ffffff"/>
-        <w:tcBorders>
-          <w:top w:val="none"/>
+        <w:shd w:val="clear" w:color="ffffff"/>
+        <w:tcBorders>
+          <w:top w:val="none" w:color="000000" w:sz="4" w:space="0"/>
           <w:left w:val="single" w:color="000000" w:themeColor="accent4" w:themeTint="9A" w:sz="4" w:space="0"/>
-          <w:bottom w:val="none"/>
-          <w:right w:val="none"/>
+          <w:bottom w:val="none" w:color="000000" w:sz="4" w:space="0"/>
+          <w:right w:val="none" w:color="000000" w:sz="4" w:space="0"/>
         </w:tcBorders>
       </w:tcPr>
     </w:tblStylePr>
@@ -11876,9 +11885,9 @@
         <w:shd w:val="clear" w:color="ffffff" w:themeColor="light1" w:fill="ffffff" w:themeFill="light1"/>
         <w:tcBorders>
           <w:top w:val="single" w:color="000000" w:themeColor="accent4" w:themeTint="9A" w:sz="4" w:space="0"/>
-          <w:left w:val="none"/>
-          <w:bottom w:val="none"/>
-          <w:right w:val="none"/>
+          <w:left w:val="none" w:color="000000" w:sz="4" w:space="0"/>
+          <w:bottom w:val="none" w:color="000000" w:sz="4" w:space="0"/>
+          <w:right w:val="none" w:color="000000" w:sz="4" w:space="0"/>
         </w:tcBorders>
       </w:tcPr>
     </w:tblStylePr>
@@ -11890,9 +11899,9 @@
       </w:rPr>
     </w:tblStylePr>
   </w:style>
-  <w:style w:type="table" w:styleId="152">
+  <w:style w:type="table" w:styleId="802">
     <w:name w:val="List Table 7 Colorful - Accent 5"/>
-    <w:basedOn w:val="619"/>
+    <w:basedOn w:val="844"/>
     <w:uiPriority w:val="99"/>
     <w:pPr>
       <w:spacing w:after="0" w:line="240" w:lineRule="auto"/>
@@ -11938,11 +11947,11 @@
         <w:jc w:val="right"/>
       </w:pPr>
       <w:tcPr>
-        <w:shd w:color="ffffff"/>
-        <w:tcBorders>
-          <w:top w:val="none"/>
-          <w:left w:val="none"/>
-          <w:bottom w:val="none"/>
+        <w:shd w:val="clear" w:color="ffffff"/>
+        <w:tcBorders>
+          <w:top w:val="none" w:color="000000" w:sz="4" w:space="0"/>
+          <w:left w:val="none" w:color="000000" w:sz="4" w:space="0"/>
+          <w:bottom w:val="none" w:color="000000" w:sz="4" w:space="0"/>
           <w:right w:val="single" w:color="000000" w:themeColor="accent5" w:themeTint="9A" w:sz="4" w:space="0"/>
         </w:tcBorders>
       </w:tcPr>
@@ -11957,10 +11966,10 @@
       <w:tcPr>
         <w:shd w:val="clear" w:color="ffffff" w:themeColor="light1" w:fill="ffffff" w:themeFill="light1"/>
         <w:tcBorders>
-          <w:top w:val="none"/>
-          <w:left w:val="none"/>
+          <w:top w:val="none" w:color="000000" w:sz="4" w:space="0"/>
+          <w:left w:val="none" w:color="000000" w:sz="4" w:space="0"/>
           <w:bottom w:val="single" w:color="000000" w:themeColor="accent5" w:themeTint="9A" w:sz="4" w:space="0"/>
-          <w:right w:val="none"/>
+          <w:right w:val="none" w:color="000000" w:sz="4" w:space="0"/>
         </w:tcBorders>
       </w:tcPr>
     </w:tblStylePr>
@@ -11972,12 +11981,12 @@
         <w:sz w:val="22"/>
       </w:rPr>
       <w:tcPr>
-        <w:shd w:color="ffffff"/>
-        <w:tcBorders>
-          <w:top w:val="none"/>
+        <w:shd w:val="clear" w:color="ffffff"/>
+        <w:tcBorders>
+          <w:top w:val="none" w:color="000000" w:sz="4" w:space="0"/>
           <w:left w:val="single" w:color="000000" w:themeColor="accent5" w:themeTint="9A" w:sz="4" w:space="0"/>
-          <w:bottom w:val="none"/>
-          <w:right w:val="none"/>
+          <w:bottom w:val="none" w:color="000000" w:sz="4" w:space="0"/>
+          <w:right w:val="none" w:color="000000" w:sz="4" w:space="0"/>
         </w:tcBorders>
       </w:tcPr>
     </w:tblStylePr>
@@ -11992,9 +12001,9 @@
         <w:shd w:val="clear" w:color="ffffff" w:themeColor="light1" w:fill="ffffff" w:themeFill="light1"/>
         <w:tcBorders>
           <w:top w:val="single" w:color="000000" w:themeColor="accent5" w:themeTint="9A" w:sz="4" w:space="0"/>
-          <w:left w:val="none"/>
-          <w:bottom w:val="none"/>
-          <w:right w:val="none"/>
+          <w:left w:val="none" w:color="000000" w:sz="4" w:space="0"/>
+          <w:bottom w:val="none" w:color="000000" w:sz="4" w:space="0"/>
+          <w:right w:val="none" w:color="000000" w:sz="4" w:space="0"/>
         </w:tcBorders>
       </w:tcPr>
     </w:tblStylePr>
@@ -12006,9 +12015,9 @@
       </w:rPr>
     </w:tblStylePr>
   </w:style>
-  <w:style w:type="table" w:styleId="153">
+  <w:style w:type="table" w:styleId="803">
     <w:name w:val="List Table 7 Colorful - Accent 6"/>
-    <w:basedOn w:val="619"/>
+    <w:basedOn w:val="844"/>
     <w:uiPriority w:val="99"/>
     <w:pPr>
       <w:spacing w:after="0" w:line="240" w:lineRule="auto"/>
@@ -12054,11 +12063,11 @@
         <w:jc w:val="right"/>
       </w:pPr>
       <w:tcPr>
-        <w:shd w:color="ffffff"/>
-        <w:tcBorders>
-          <w:top w:val="none"/>
-          <w:left w:val="none"/>
-          <w:bottom w:val="none"/>
+        <w:shd w:val="clear" w:color="ffffff"/>
+        <w:tcBorders>
+          <w:top w:val="none" w:color="000000" w:sz="4" w:space="0"/>
+          <w:left w:val="none" w:color="000000" w:sz="4" w:space="0"/>
+          <w:bottom w:val="none" w:color="000000" w:sz="4" w:space="0"/>
           <w:right w:val="single" w:color="000000" w:themeColor="accent6" w:themeTint="98" w:sz="4" w:space="0"/>
         </w:tcBorders>
       </w:tcPr>
@@ -12073,10 +12082,10 @@
       <w:tcPr>
         <w:shd w:val="clear" w:color="ffffff" w:themeColor="light1" w:fill="ffffff" w:themeFill="light1"/>
         <w:tcBorders>
-          <w:top w:val="none"/>
-          <w:left w:val="none"/>
+          <w:top w:val="none" w:color="000000" w:sz="4" w:space="0"/>
+          <w:left w:val="none" w:color="000000" w:sz="4" w:space="0"/>
           <w:bottom w:val="single" w:color="000000" w:themeColor="accent6" w:themeTint="98" w:sz="4" w:space="0"/>
-          <w:right w:val="none"/>
+          <w:right w:val="none" w:color="000000" w:sz="4" w:space="0"/>
         </w:tcBorders>
       </w:tcPr>
     </w:tblStylePr>
@@ -12088,12 +12097,12 @@
         <w:sz w:val="22"/>
       </w:rPr>
       <w:tcPr>
-        <w:shd w:color="ffffff"/>
-        <w:tcBorders>
-          <w:top w:val="none"/>
+        <w:shd w:val="clear" w:color="ffffff"/>
+        <w:tcBorders>
+          <w:top w:val="none" w:color="000000" w:sz="4" w:space="0"/>
           <w:left w:val="single" w:color="000000" w:themeColor="accent6" w:themeTint="98" w:sz="4" w:space="0"/>
-          <w:bottom w:val="none"/>
-          <w:right w:val="none"/>
+          <w:bottom w:val="none" w:color="000000" w:sz="4" w:space="0"/>
+          <w:right w:val="none" w:color="000000" w:sz="4" w:space="0"/>
         </w:tcBorders>
       </w:tcPr>
     </w:tblStylePr>
@@ -12108,9 +12117,9 @@
         <w:shd w:val="clear" w:color="ffffff" w:themeColor="light1" w:fill="ffffff" w:themeFill="light1"/>
         <w:tcBorders>
           <w:top w:val="single" w:color="000000" w:themeColor="accent6" w:themeTint="98" w:sz="4" w:space="0"/>
-          <w:left w:val="none"/>
-          <w:bottom w:val="none"/>
-          <w:right w:val="none"/>
+          <w:left w:val="none" w:color="000000" w:sz="4" w:space="0"/>
+          <w:bottom w:val="none" w:color="000000" w:sz="4" w:space="0"/>
+          <w:right w:val="none" w:color="000000" w:sz="4" w:space="0"/>
         </w:tcBorders>
       </w:tcPr>
     </w:tblStylePr>
@@ -12122,9 +12131,9 @@
       </w:rPr>
     </w:tblStylePr>
   </w:style>
-  <w:style w:type="table" w:styleId="154">
+  <w:style w:type="table" w:styleId="804">
     <w:name w:val="Lined - Accent"/>
-    <w:basedOn w:val="619"/>
+    <w:basedOn w:val="844"/>
     <w:uiPriority w:val="99"/>
     <w:pPr>
       <w:spacing w:after="0" w:line="240" w:lineRule="auto"/>
@@ -12212,9 +12221,9 @@
       </w:tcPr>
     </w:tblStylePr>
   </w:style>
-  <w:style w:type="table" w:styleId="155">
+  <w:style w:type="table" w:styleId="805">
     <w:name w:val="Lined - Accent 1"/>
-    <w:basedOn w:val="619"/>
+    <w:basedOn w:val="844"/>
     <w:uiPriority w:val="99"/>
     <w:pPr>
       <w:spacing w:after="0" w:line="240" w:lineRule="auto"/>
@@ -12302,9 +12311,9 @@
       </w:tcPr>
     </w:tblStylePr>
   </w:style>
-  <w:style w:type="table" w:styleId="156">
+  <w:style w:type="table" w:styleId="806">
     <w:name w:val="Lined - Accent 2"/>
-    <w:basedOn w:val="619"/>
+    <w:basedOn w:val="844"/>
     <w:uiPriority w:val="99"/>
     <w:pPr>
       <w:spacing w:after="0" w:line="240" w:lineRule="auto"/>
@@ -12392,9 +12401,9 @@
       </w:tcPr>
     </w:tblStylePr>
   </w:style>
-  <w:style w:type="table" w:styleId="157">
+  <w:style w:type="table" w:styleId="807">
     <w:name w:val="Lined - Accent 3"/>
-    <w:basedOn w:val="619"/>
+    <w:basedOn w:val="844"/>
     <w:uiPriority w:val="99"/>
     <w:pPr>
       <w:spacing w:after="0" w:line="240" w:lineRule="auto"/>
@@ -12482,9 +12491,9 @@
       </w:tcPr>
     </w:tblStylePr>
   </w:style>
-  <w:style w:type="table" w:styleId="158">
+  <w:style w:type="table" w:styleId="808">
     <w:name w:val="Lined - Accent 4"/>
-    <w:basedOn w:val="619"/>
+    <w:basedOn w:val="844"/>
     <w:uiPriority w:val="99"/>
     <w:pPr>
       <w:spacing w:after="0" w:line="240" w:lineRule="auto"/>
@@ -12572,9 +12581,9 @@
       </w:tcPr>
     </w:tblStylePr>
   </w:style>
-  <w:style w:type="table" w:styleId="159">
+  <w:style w:type="table" w:styleId="809">
     <w:name w:val="Lined - Accent 5"/>
-    <w:basedOn w:val="619"/>
+    <w:basedOn w:val="844"/>
     <w:uiPriority w:val="99"/>
     <w:pPr>
       <w:spacing w:after="0" w:line="240" w:lineRule="auto"/>
@@ -12662,9 +12671,9 @@
       </w:tcPr>
     </w:tblStylePr>
   </w:style>
-  <w:style w:type="table" w:styleId="160">
+  <w:style w:type="table" w:styleId="810">
     <w:name w:val="Lined - Accent 6"/>
-    <w:basedOn w:val="619"/>
+    <w:basedOn w:val="844"/>
     <w:uiPriority w:val="99"/>
     <w:pPr>
       <w:spacing w:after="0" w:line="240" w:lineRule="auto"/>
@@ -12752,9 +12761,9 @@
       </w:tcPr>
     </w:tblStylePr>
   </w:style>
-  <w:style w:type="table" w:styleId="161">
+  <w:style w:type="table" w:styleId="811">
     <w:name w:val="Bordered &amp; Lined - Accent"/>
-    <w:basedOn w:val="619"/>
+    <w:basedOn w:val="844"/>
     <w:uiPriority w:val="99"/>
     <w:pPr>
       <w:spacing w:after="0" w:line="240" w:lineRule="auto"/>
@@ -12850,9 +12859,9 @@
       </w:tcPr>
     </w:tblStylePr>
   </w:style>
-  <w:style w:type="table" w:styleId="162">
+  <w:style w:type="table" w:styleId="812">
     <w:name w:val="Bordered &amp; Lined - Accent 1"/>
-    <w:basedOn w:val="619"/>
+    <w:basedOn w:val="844"/>
     <w:uiPriority w:val="99"/>
     <w:pPr>
       <w:spacing w:after="0" w:line="240" w:lineRule="auto"/>
@@ -12948,9 +12957,9 @@
       </w:tcPr>
     </w:tblStylePr>
   </w:style>
-  <w:style w:type="table" w:styleId="163">
+  <w:style w:type="table" w:styleId="813">
     <w:name w:val="Bordered &amp; Lined - Accent 2"/>
-    <w:basedOn w:val="619"/>
+    <w:basedOn w:val="844"/>
     <w:uiPriority w:val="99"/>
     <w:pPr>
       <w:spacing w:after="0" w:line="240" w:lineRule="auto"/>
@@ -13046,9 +13055,9 @@
       </w:tcPr>
     </w:tblStylePr>
   </w:style>
-  <w:style w:type="table" w:styleId="164">
+  <w:style w:type="table" w:styleId="814">
     <w:name w:val="Bordered &amp; Lined - Accent 3"/>
-    <w:basedOn w:val="619"/>
+    <w:basedOn w:val="844"/>
     <w:uiPriority w:val="99"/>
     <w:pPr>
       <w:spacing w:after="0" w:line="240" w:lineRule="auto"/>
@@ -13144,9 +13153,9 @@
       </w:tcPr>
     </w:tblStylePr>
   </w:style>
-  <w:style w:type="table" w:styleId="165">
+  <w:style w:type="table" w:styleId="815">
     <w:name w:val="Bordered &amp; Lined - Accent 4"/>
-    <w:basedOn w:val="619"/>
+    <w:basedOn w:val="844"/>
     <w:uiPriority w:val="99"/>
     <w:pPr>
       <w:spacing w:after="0" w:line="240" w:lineRule="auto"/>
@@ -13242,9 +13251,9 @@
       </w:tcPr>
     </w:tblStylePr>
   </w:style>
-  <w:style w:type="table" w:styleId="166">
+  <w:style w:type="table" w:styleId="816">
     <w:name w:val="Bordered &amp; Lined - Accent 5"/>
-    <w:basedOn w:val="619"/>
+    <w:basedOn w:val="844"/>
     <w:uiPriority w:val="99"/>
     <w:pPr>
       <w:spacing w:after="0" w:line="240" w:lineRule="auto"/>
@@ -13340,9 +13349,9 @@
       </w:tcPr>
     </w:tblStylePr>
   </w:style>
-  <w:style w:type="table" w:styleId="167">
+  <w:style w:type="table" w:styleId="817">
     <w:name w:val="Bordered &amp; Lined - Accent 6"/>
-    <w:basedOn w:val="619"/>
+    <w:basedOn w:val="844"/>
     <w:uiPriority w:val="99"/>
     <w:pPr>
       <w:spacing w:after="0" w:line="240" w:lineRule="auto"/>
@@ -13438,9 +13447,9 @@
       </w:tcPr>
     </w:tblStylePr>
   </w:style>
-  <w:style w:type="table" w:styleId="168">
+  <w:style w:type="table" w:styleId="818">
     <w:name w:val="Bordered"/>
-    <w:basedOn w:val="619"/>
+    <w:basedOn w:val="844"/>
     <w:uiPriority w:val="99"/>
     <w:pPr>
       <w:spacing w:after="0" w:line="240" w:lineRule="auto"/>
@@ -13517,9 +13526,9 @@
       </w:tcPr>
     </w:tblStylePr>
   </w:style>
-  <w:style w:type="table" w:styleId="169">
+  <w:style w:type="table" w:styleId="819">
     <w:name w:val="Bordered - Accent 1"/>
-    <w:basedOn w:val="619"/>
+    <w:basedOn w:val="844"/>
     <w:uiPriority w:val="99"/>
     <w:pPr>
       <w:spacing w:after="0" w:line="240" w:lineRule="auto"/>
@@ -13596,9 +13605,9 @@
       </w:tcPr>
     </w:tblStylePr>
   </w:style>
-  <w:style w:type="table" w:styleId="170">
+  <w:style w:type="table" w:styleId="820">
     <w:name w:val="Bordered - Accent 2"/>
-    <w:basedOn w:val="619"/>
+    <w:basedOn w:val="844"/>
     <w:uiPriority w:val="99"/>
     <w:pPr>
       <w:spacing w:after="0" w:line="240" w:lineRule="auto"/>
@@ -13675,9 +13684,9 @@
       </w:tcPr>
     </w:tblStylePr>
   </w:style>
-  <w:style w:type="table" w:styleId="171">
+  <w:style w:type="table" w:styleId="821">
     <w:name w:val="Bordered - Accent 3"/>
-    <w:basedOn w:val="619"/>
+    <w:basedOn w:val="844"/>
     <w:uiPriority w:val="99"/>
     <w:pPr>
       <w:spacing w:after="0" w:line="240" w:lineRule="auto"/>
@@ -13754,9 +13763,9 @@
       </w:tcPr>
     </w:tblStylePr>
   </w:style>
-  <w:style w:type="table" w:styleId="172">
+  <w:style w:type="table" w:styleId="822">
     <w:name w:val="Bordered - Accent 4"/>
-    <w:basedOn w:val="619"/>
+    <w:basedOn w:val="844"/>
     <w:uiPriority w:val="99"/>
     <w:pPr>
       <w:spacing w:after="0" w:line="240" w:lineRule="auto"/>
@@ -13833,9 +13842,9 @@
       </w:tcPr>
     </w:tblStylePr>
   </w:style>
-  <w:style w:type="table" w:styleId="173">
+  <w:style w:type="table" w:styleId="823">
     <w:name w:val="Bordered - Accent 5"/>
-    <w:basedOn w:val="619"/>
+    <w:basedOn w:val="844"/>
     <w:uiPriority w:val="99"/>
     <w:pPr>
       <w:spacing w:after="0" w:line="240" w:lineRule="auto"/>
@@ -13912,9 +13921,9 @@
       </w:tcPr>
     </w:tblStylePr>
   </w:style>
-  <w:style w:type="table" w:styleId="174">
+  <w:style w:type="table" w:styleId="824">
     <w:name w:val="Bordered - Accent 6"/>
-    <w:basedOn w:val="619"/>
+    <w:basedOn w:val="844"/>
     <w:uiPriority w:val="99"/>
     <w:pPr>
       <w:spacing w:after="0" w:line="240" w:lineRule="auto"/>
@@ -13991,7 +14000,7 @@
       </w:tcPr>
     </w:tblStylePr>
   </w:style>
-  <w:style w:type="character" w:styleId="175">
+  <w:style w:type="character" w:styleId="825">
     <w:name w:val="Hyperlink"/>
     <w:uiPriority w:val="99"/>
     <w:unhideWhenUsed/>
@@ -14000,10 +14009,10 @@
       <w:u w:val="single"/>
     </w:rPr>
   </w:style>
-  <w:style w:type="paragraph" w:styleId="176">
+  <w:style w:type="paragraph" w:styleId="826">
     <w:name w:val="footnote text"/>
-    <w:basedOn w:val="618"/>
-    <w:link w:val="177"/>
+    <w:basedOn w:val="843"/>
+    <w:link w:val="827"/>
     <w:uiPriority w:val="99"/>
     <w:semiHidden/>
     <w:unhideWhenUsed/>
@@ -14014,27 +14023,26 @@
       <w:sz w:val="18"/>
     </w:rPr>
   </w:style>
-  <w:style w:type="character" w:styleId="177">
+  <w:style w:type="character" w:styleId="827">
     <w:name w:val="Footnote Text Char"/>
-    <w:link w:val="176"/>
+    <w:link w:val="826"/>
     <w:uiPriority w:val="99"/>
     <w:rPr>
       <w:sz w:val="18"/>
     </w:rPr>
   </w:style>
-  <w:style w:type="character" w:styleId="178">
+  <w:style w:type="character" w:styleId="828">
     <w:name w:val="footnote reference"/>
-    <w:basedOn w:val="12"/>
     <w:uiPriority w:val="99"/>
     <w:unhideWhenUsed/>
     <w:rPr>
       <w:vertAlign w:val="superscript"/>
     </w:rPr>
   </w:style>
-  <w:style w:type="paragraph" w:styleId="179">
+  <w:style w:type="paragraph" w:styleId="829">
     <w:name w:val="endnote text"/>
-    <w:basedOn w:val="618"/>
-    <w:link w:val="180"/>
+    <w:basedOn w:val="843"/>
+    <w:link w:val="830"/>
     <w:uiPriority w:val="99"/>
     <w:semiHidden/>
     <w:unhideWhenUsed/>
@@ -14045,17 +14053,16 @@
       <w:sz w:val="20"/>
     </w:rPr>
   </w:style>
-  <w:style w:type="character" w:styleId="180">
+  <w:style w:type="character" w:styleId="830">
     <w:name w:val="Endnote Text Char"/>
-    <w:link w:val="179"/>
+    <w:link w:val="829"/>
     <w:uiPriority w:val="99"/>
     <w:rPr>
       <w:sz w:val="20"/>
     </w:rPr>
   </w:style>
-  <w:style w:type="character" w:styleId="181">
+  <w:style w:type="character" w:styleId="831">
     <w:name w:val="endnote reference"/>
-    <w:basedOn w:val="12"/>
     <w:uiPriority w:val="99"/>
     <w:semiHidden/>
     <w:unhideWhenUsed/>
@@ -14063,10 +14070,10 @@
       <w:vertAlign w:val="superscript"/>
     </w:rPr>
   </w:style>
-  <w:style w:type="paragraph" w:styleId="182">
+  <w:style w:type="paragraph" w:styleId="832">
     <w:name w:val="toc 1"/>
-    <w:basedOn w:val="618"/>
-    <w:next w:val="618"/>
+    <w:basedOn w:val="843"/>
+    <w:next w:val="843"/>
     <w:uiPriority w:val="39"/>
     <w:unhideWhenUsed/>
     <w:pPr>
@@ -14074,10 +14081,10 @@
       <w:spacing w:after="57"/>
     </w:pPr>
   </w:style>
-  <w:style w:type="paragraph" w:styleId="183">
+  <w:style w:type="paragraph" w:styleId="833">
     <w:name w:val="toc 2"/>
-    <w:basedOn w:val="618"/>
-    <w:next w:val="618"/>
+    <w:basedOn w:val="843"/>
+    <w:next w:val="843"/>
     <w:uiPriority w:val="39"/>
     <w:unhideWhenUsed/>
     <w:pPr>
@@ -14085,10 +14092,10 @@
       <w:spacing w:after="57"/>
     </w:pPr>
   </w:style>
-  <w:style w:type="paragraph" w:styleId="184">
+  <w:style w:type="paragraph" w:styleId="834">
     <w:name w:val="toc 3"/>
-    <w:basedOn w:val="618"/>
-    <w:next w:val="618"/>
+    <w:basedOn w:val="843"/>
+    <w:next w:val="843"/>
     <w:uiPriority w:val="39"/>
     <w:unhideWhenUsed/>
     <w:pPr>
@@ -14096,10 +14103,10 @@
       <w:spacing w:after="57"/>
     </w:pPr>
   </w:style>
-  <w:style w:type="paragraph" w:styleId="185">
+  <w:style w:type="paragraph" w:styleId="835">
     <w:name w:val="toc 4"/>
-    <w:basedOn w:val="618"/>
-    <w:next w:val="618"/>
+    <w:basedOn w:val="843"/>
+    <w:next w:val="843"/>
     <w:uiPriority w:val="39"/>
     <w:unhideWhenUsed/>
     <w:pPr>
@@ -14107,10 +14114,10 @@
       <w:spacing w:after="57"/>
     </w:pPr>
   </w:style>
-  <w:style w:type="paragraph" w:styleId="186">
+  <w:style w:type="paragraph" w:styleId="836">
     <w:name w:val="toc 5"/>
-    <w:basedOn w:val="618"/>
-    <w:next w:val="618"/>
+    <w:basedOn w:val="843"/>
+    <w:next w:val="843"/>
     <w:uiPriority w:val="39"/>
     <w:unhideWhenUsed/>
     <w:pPr>
@@ -14118,10 +14125,10 @@
       <w:spacing w:after="57"/>
     </w:pPr>
   </w:style>
-  <w:style w:type="paragraph" w:styleId="187">
+  <w:style w:type="paragraph" w:styleId="837">
     <w:name w:val="toc 6"/>
-    <w:basedOn w:val="618"/>
-    <w:next w:val="618"/>
+    <w:basedOn w:val="843"/>
+    <w:next w:val="843"/>
     <w:uiPriority w:val="39"/>
     <w:unhideWhenUsed/>
     <w:pPr>
@@ -14129,10 +14136,10 @@
       <w:spacing w:after="57"/>
     </w:pPr>
   </w:style>
-  <w:style w:type="paragraph" w:styleId="188">
+  <w:style w:type="paragraph" w:styleId="838">
     <w:name w:val="toc 7"/>
-    <w:basedOn w:val="618"/>
-    <w:next w:val="618"/>
+    <w:basedOn w:val="843"/>
+    <w:next w:val="843"/>
     <w:uiPriority w:val="39"/>
     <w:unhideWhenUsed/>
     <w:pPr>
@@ -14140,10 +14147,10 @@
       <w:spacing w:after="57"/>
     </w:pPr>
   </w:style>
-  <w:style w:type="paragraph" w:styleId="189">
+  <w:style w:type="paragraph" w:styleId="839">
     <w:name w:val="toc 8"/>
-    <w:basedOn w:val="618"/>
-    <w:next w:val="618"/>
+    <w:basedOn w:val="843"/>
+    <w:next w:val="843"/>
     <w:uiPriority w:val="39"/>
     <w:unhideWhenUsed/>
     <w:pPr>
@@ -14151,10 +14158,10 @@
       <w:spacing w:after="57"/>
     </w:pPr>
   </w:style>
-  <w:style w:type="paragraph" w:styleId="190">
+  <w:style w:type="paragraph" w:styleId="840">
     <w:name w:val="toc 9"/>
-    <w:basedOn w:val="618"/>
-    <w:next w:val="618"/>
+    <w:basedOn w:val="843"/>
+    <w:next w:val="843"/>
     <w:uiPriority w:val="39"/>
     <w:unhideWhenUsed/>
     <w:pPr>
@@ -14162,26 +14169,26 @@
       <w:spacing w:after="57"/>
     </w:pPr>
   </w:style>
-  <w:style w:type="paragraph" w:styleId="191">
+  <w:style w:type="paragraph" w:styleId="841">
     <w:name w:val="TOC Heading"/>
     <w:uiPriority w:val="39"/>
     <w:unhideWhenUsed/>
   </w:style>
-  <w:style w:type="paragraph" w:styleId="192">
+  <w:style w:type="paragraph" w:styleId="842">
     <w:name w:val="table of figures"/>
-    <w:basedOn w:val="618"/>
-    <w:next w:val="618"/>
+    <w:basedOn w:val="843"/>
+    <w:next w:val="843"/>
     <w:uiPriority w:val="99"/>
     <w:unhideWhenUsed/>
     <w:pPr>
       <w:spacing w:after="0" w:afterAutospacing="0"/>
     </w:pPr>
   </w:style>
-  <w:style w:type="paragraph" w:styleId="618" w:default="1">
+  <w:style w:type="paragraph" w:styleId="843" w:default="1">
     <w:name w:val="Normal"/>
     <w:qFormat/>
   </w:style>
-  <w:style w:type="table" w:styleId="619" w:default="1">
+  <w:style w:type="table" w:styleId="844" w:default="1">
     <w:name w:val="Normal Table"/>
     <w:uiPriority w:val="99"/>
     <w:semiHidden/>
@@ -14196,24 +14203,24 @@
       </w:tblCellMar>
     </w:tblPr>
   </w:style>
-  <w:style w:type="numbering" w:styleId="620" w:default="1">
+  <w:style w:type="numbering" w:styleId="845" w:default="1">
     <w:name w:val="No List"/>
     <w:uiPriority w:val="99"/>
     <w:semiHidden/>
     <w:unhideWhenUsed/>
   </w:style>
-  <w:style w:type="paragraph" w:styleId="621">
+  <w:style w:type="paragraph" w:styleId="846">
     <w:name w:val="No Spacing"/>
-    <w:basedOn w:val="618"/>
+    <w:basedOn w:val="843"/>
     <w:uiPriority w:val="1"/>
     <w:qFormat/>
     <w:pPr>
       <w:spacing w:after="0" w:line="240" w:lineRule="auto"/>
     </w:pPr>
   </w:style>
-  <w:style w:type="paragraph" w:styleId="622">
+  <w:style w:type="paragraph" w:styleId="847">
     <w:name w:val="List Paragraph"/>
-    <w:basedOn w:val="618"/>
+    <w:basedOn w:val="843"/>
     <w:uiPriority w:val="34"/>
     <w:qFormat/>
     <w:pPr>
@@ -14221,7 +14228,7 @@
       <w:ind w:left="720"/>
     </w:pPr>
   </w:style>
-  <w:style w:type="character" w:styleId="627" w:default="1">
+  <w:style w:type="character" w:styleId="848" w:default="1">
     <w:name w:val="Default Paragraph Font"/>
     <w:uiPriority w:val="1"/>
     <w:semiHidden/>

--- a/documentation/Architecture.docx
+++ b/documentation/Architecture.docx
@@ -72,7 +72,6 @@
       </w:r>
       <w:r>
         <w:rPr>
-          <w:highlight w:val="none"/>
           <w:lang w:val="ru-RU"/>
         </w:rPr>
       </w:r>
@@ -103,6 +102,7 @@
       </w:r>
       <w:r>
         <w:rPr>
+          <w:highlight w:val="none"/>
           <w:lang w:val="ru-RU"/>
         </w:rPr>
       </w:r>
@@ -251,7 +251,6 @@
       </w:r>
       <w:r>
         <w:rPr>
-          <w:highlight w:val="none"/>
           <w:lang w:val="ru-RU"/>
         </w:rPr>
       </w:r>
@@ -309,7 +308,6 @@
       </w:r>
       <w:r>
         <w:rPr>
-          <w:highlight w:val="none"/>
           <w:lang w:val="ru-RU"/>
         </w:rPr>
       </w:r>
@@ -339,7 +337,6 @@
       </w:r>
       <w:r>
         <w:rPr>
-          <w:highlight w:val="none"/>
           <w:lang w:val="ru-RU"/>
         </w:rPr>
       </w:r>
@@ -369,7 +366,6 @@
       </w:r>
       <w:r>
         <w:rPr>
-          <w:highlight w:val="none"/>
           <w:lang w:val="ru-RU"/>
         </w:rPr>
       </w:r>
@@ -399,7 +395,6 @@
       </w:r>
       <w:r>
         <w:rPr>
-          <w:highlight w:val="none"/>
           <w:lang w:val="ru-RU"/>
         </w:rPr>
       </w:r>
@@ -429,7 +424,6 @@
       </w:r>
       <w:r>
         <w:rPr>
-          <w:highlight w:val="none"/>
           <w:lang w:val="ru-RU"/>
         </w:rPr>
       </w:r>
@@ -484,7 +478,6 @@
       </w:r>
       <w:r>
         <w:rPr>
-          <w:highlight w:val="none"/>
           <w:lang w:val="ru-RU"/>
         </w:rPr>
       </w:r>
@@ -514,7 +507,6 @@
       </w:r>
       <w:r>
         <w:rPr>
-          <w:highlight w:val="none"/>
           <w:lang w:val="ru-RU"/>
         </w:rPr>
       </w:r>
@@ -545,6 +537,7 @@
       </w:r>
       <w:r>
         <w:rPr>
+          <w:highlight w:val="none"/>
           <w:lang w:val="ru-RU"/>
         </w:rPr>
       </w:r>
@@ -624,7 +617,6 @@
       </w:r>
       <w:r>
         <w:rPr>
-          <w:highlight w:val="none"/>
           <w:lang w:val="ru-RU"/>
         </w:rPr>
       </w:r>
@@ -745,7 +737,6 @@
       </w:r>
       <w:r>
         <w:rPr>
-          <w:highlight w:val="none"/>
           <w:lang w:val="ru-RU"/>
         </w:rPr>
       </w:r>
@@ -790,6 +781,7 @@
       </w:r>
       <w:r>
         <w:rPr>
+          <w:highlight w:val="none"/>
           <w:lang w:val="ru-RU"/>
         </w:rPr>
       </w:r>
@@ -876,6 +868,7 @@
       </w:r>
       <w:r>
         <w:rPr>
+          <w:highlight w:val="none"/>
           <w:lang w:val="ru-RU"/>
         </w:rPr>
       </w:r>
@@ -969,7 +962,6 @@
       </w:r>
       <w:r>
         <w:rPr>
-          <w:highlight w:val="none"/>
           <w:lang w:val="ru-RU"/>
         </w:rPr>
       </w:r>
@@ -999,7 +991,6 @@
       </w:r>
       <w:r>
         <w:rPr>
-          <w:highlight w:val="none"/>
           <w:lang w:val="ru-RU"/>
         </w:rPr>
       </w:r>
@@ -1030,6 +1021,7 @@
       </w:r>
       <w:r>
         <w:rPr>
+          <w:highlight w:val="none"/>
           <w:lang w:val="ru-RU"/>
         </w:rPr>
       </w:r>
@@ -1089,7 +1081,6 @@
       </w:r>
       <w:r>
         <w:rPr>
-          <w:highlight w:val="none"/>
           <w:lang w:val="ru-RU"/>
         </w:rPr>
       </w:r>
@@ -1119,7 +1110,6 @@
       </w:r>
       <w:r>
         <w:rPr>
-          <w:highlight w:val="none"/>
           <w:lang w:val="ru-RU"/>
         </w:rPr>
       </w:r>
@@ -1149,7 +1139,6 @@
       </w:r>
       <w:r>
         <w:rPr>
-          <w:highlight w:val="none"/>
           <w:lang w:val="ru-RU"/>
         </w:rPr>
       </w:r>
@@ -1187,6 +1176,7 @@
       </w:r>
       <w:r>
         <w:rPr>
+          <w:highlight w:val="none"/>
           <w:lang w:val="ru-RU"/>
         </w:rPr>
       </w:r>
@@ -1333,6 +1323,11 @@
           <w:lang w:val="ru-RU"/>
         </w:rPr>
       </w:r>
+      <w:r>
+        <w:rPr>
+          <w:lang w:val="ru-RU"/>
+        </w:rPr>
+      </w:r>
     </w:p>
     <w:p>
       <w:pPr>
@@ -1354,7 +1349,6 @@
       </w:r>
       <w:r>
         <w:rPr>
-          <w:highlight w:val="none"/>
           <w:lang w:val="ru-RU"/>
         </w:rPr>
       </w:r>
@@ -1496,7 +1490,6 @@
       </w:r>
       <w:r>
         <w:rPr>
-          <w:highlight w:val="none"/>
           <w:lang w:val="ru-RU"/>
         </w:rPr>
       </w:r>
@@ -1669,16 +1662,96 @@
           <w:highlight w:val="none"/>
           <w:lang w:val="ru-RU"/>
         </w:rPr>
-        <w:t xml:space="preserve"> проверки и описания библиотеки.</w:t>
-      </w:r>
-      <w:r>
-        <w:rPr>
-          <w:highlight w:val="none"/>
-          <w:lang w:val="ru-RU"/>
-        </w:rPr>
-      </w:r>
-      <w:r>
-        <w:rPr>
+        <w:t xml:space="preserve"> проверки и описания библиотеки</w:t>
+      </w:r>
+      <w:r>
+        <w:rPr>
+          <w:highlight w:val="none"/>
+          <w:lang w:val="ru-RU"/>
+        </w:rPr>
+        <w:t xml:space="preserve">$</w:t>
+      </w:r>
+      <w:r>
+        <w:rPr>
+          <w:lang w:val="ru-RU"/>
+        </w:rPr>
+      </w:r>
+      <w:r>
+        <w:rPr>
+          <w:lang w:val="ru-RU"/>
+        </w:rPr>
+      </w:r>
+    </w:p>
+    <w:p>
+      <w:pPr>
+        <w:pStyle w:val="847"/>
+        <w:numPr>
+          <w:ilvl w:val="0"/>
+          <w:numId w:val="2"/>
+        </w:numPr>
+        <w:rPr>
+          <w:lang w:val="ru-RU"/>
+        </w:rPr>
+      </w:pPr>
+      <w:r>
+        <w:rPr>
+          <w:highlight w:val="none"/>
+          <w:lang w:val="ru-RU"/>
+        </w:rPr>
+        <w:t xml:space="preserve">для выделенного сервиса бизнес-логики самого расчёта изолированы все выбрасываемые исключения: их результат выводится в выходной объект – для стабильности работы вне зависимости от реализации будущих провайдеров. Поэтому для библиотеки также требуется вести логи экстренных событий, чтобы не потерять значимую информацию. Сама библиотека не должна быть перенасыщенной, поэтому провайдер логгирования будет поставляться </w:t>
+      </w:r>
+      <w:r>
+        <w:rPr>
+          <w:highlight w:val="none"/>
+          <w:lang w:val="ru-RU"/>
+        </w:rPr>
+        <w:t xml:space="preserve">W</w:t>
+      </w:r>
+      <w:r>
+        <w:rPr>
+          <w:highlight w:val="none"/>
+          <w:lang w:val="ru-RU"/>
+        </w:rPr>
+        <w:t xml:space="preserve">e</w:t>
+      </w:r>
+      <w:r>
+        <w:rPr>
+          <w:highlight w:val="none"/>
+          <w:lang w:val="ru-RU"/>
+        </w:rPr>
+        <w:t xml:space="preserve">b</w:t>
+      </w:r>
+      <w:r>
+        <w:rPr>
+          <w:highlight w:val="none"/>
+          <w:lang w:val="ru-RU"/>
+        </w:rPr>
+        <w:t xml:space="preserve"> </w:t>
+      </w:r>
+      <w:r>
+        <w:rPr>
+          <w:highlight w:val="none"/>
+          <w:lang w:val="ru-RU"/>
+        </w:rPr>
+        <w:t xml:space="preserve">A</w:t>
+      </w:r>
+      <w:r>
+        <w:rPr>
+          <w:highlight w:val="none"/>
+          <w:lang w:val="ru-RU"/>
+        </w:rPr>
+        <w:t xml:space="preserve">P</w:t>
+      </w:r>
+      <w:r>
+        <w:rPr>
+          <w:highlight w:val="none"/>
+          <w:lang w:val="ru-RU"/>
+        </w:rPr>
+        <w:t xml:space="preserve">I или другим вызывающим кодом, если это нужно вызывающему коду.</w:t>
+      </w:r>
+      <w:r>
+        <w:rPr>
+          <w:highlight w:val="none"/>
           <w:lang w:val="ru-RU"/>
         </w:rPr>
       </w:r>
@@ -1731,7 +1804,6 @@
       </w:r>
       <w:r>
         <w:rPr>
-          <w:highlight w:val="none"/>
           <w:lang w:val="ru-RU"/>
         </w:rPr>
       </w:r>
@@ -1761,7 +1833,6 @@
       </w:r>
       <w:r>
         <w:rPr>
-          <w:highlight w:val="none"/>
           <w:lang w:val="ru-RU"/>
         </w:rPr>
       </w:r>
@@ -1868,7 +1939,6 @@
       </w:r>
       <w:r>
         <w:rPr>
-          <w:highlight w:val="none"/>
           <w:lang w:val="ru-RU"/>
         </w:rPr>
       </w:r>
@@ -1892,7 +1962,6 @@
       </w:r>
       <w:r>
         <w:rPr>
-          <w:highlight w:val="none"/>
           <w:lang w:val="ru-RU"/>
         </w:rPr>
       </w:r>
@@ -1916,7 +1985,6 @@
       </w:r>
       <w:r>
         <w:rPr>
-          <w:highlight w:val="none"/>
           <w:lang w:val="ru-RU"/>
         </w:rPr>
       </w:r>

--- a/documentation/Architecture.docx
+++ b/documentation/Architecture.docx
@@ -1698,7 +1698,14 @@
           <w:highlight w:val="none"/>
           <w:lang w:val="ru-RU"/>
         </w:rPr>
-        <w:t xml:space="preserve">для выделенного сервиса бизнес-логики самого расчёта изолированы все выбрасываемые исключения: их результат выводится в выходной объект – для стабильности работы вне зависимости от реализации будущих провайдеров. Поэтому для библиотеки также требуется вести логи экстренных событий, чтобы не потерять значимую информацию. Сама библиотека не должна быть перенасыщенной, поэтому провайдер логгирования будет поставляться </w:t>
+        <w:t xml:space="preserve">для выделенного сервиса бизнес-логики самого расчёта изолированы все выбрасываемые исключения: их результат выводится в выходной объект – для стабильности работы в</w:t>
+      </w:r>
+      <w:r>
+        <w:rPr>
+          <w:highlight w:val="none"/>
+          <w:lang w:val="ru-RU"/>
+        </w:rPr>
+        <w:t xml:space="preserve">не зависимости от реализации будущих провайдеров. Поэтому для библиотеки также требуется вести логи экстренных событий, чтобы не потерять значимую информацию. Сама библиотека не должна быть перенасыщенной, поэтому провайдер логгирования будет поставляться </w:t>
       </w:r>
       <w:r>
         <w:rPr>
@@ -1752,6 +1759,11 @@
       <w:r>
         <w:rPr>
           <w:highlight w:val="none"/>
+          <w:lang w:val="ru-RU"/>
+        </w:rPr>
+      </w:r>
+      <w:r>
+        <w:rPr>
           <w:lang w:val="ru-RU"/>
         </w:rPr>
       </w:r>
@@ -1951,6 +1963,7 @@
     <w:p>
       <w:pPr>
         <w:rPr>
+          <w:highlight w:val="none"/>
           <w:lang w:val="ru-RU"/>
         </w:rPr>
       </w:pPr>
@@ -1964,15 +1977,22 @@
         <w:rPr>
           <w:lang w:val="ru-RU"/>
         </w:rPr>
-      </w:r>
-      <w:r>
-        <w:rPr>
+        <w:t xml:space="preserve">Дальнейший путь на развитие проекта:</w:t>
+      </w:r>
+      <w:r>
+        <w:rPr>
+          <w:highlight w:val="none"/>
           <w:lang w:val="ru-RU"/>
         </w:rPr>
       </w:r>
     </w:p>
     <w:p>
       <w:pPr>
+        <w:pStyle w:val="847"/>
+        <w:numPr>
+          <w:ilvl w:val="0"/>
+          <w:numId w:val="7"/>
+        </w:numPr>
         <w:rPr>
           <w:lang w:val="ru-RU"/>
         </w:rPr>
@@ -1982,14 +2002,221 @@
           <w:highlight w:val="none"/>
           <w:lang w:val="ru-RU"/>
         </w:rPr>
-      </w:r>
-      <w:r>
-        <w:rPr>
-          <w:lang w:val="ru-RU"/>
-        </w:rPr>
-      </w:r>
-      <w:r>
-        <w:rPr>
+        <w:t xml:space="preserve">реализация расчёта расстояния с учётом поиска пути (или иной вариант, который нужен бизнесу)</w:t>
+      </w:r>
+      <w:r>
+        <w:rPr>
+          <w:highlight w:val="none"/>
+          <w:lang w:val="ru-RU"/>
+        </w:rPr>
+      </w:r>
+    </w:p>
+    <w:p>
+      <w:pPr>
+        <w:pStyle w:val="847"/>
+        <w:numPr>
+          <w:ilvl w:val="0"/>
+          <w:numId w:val="7"/>
+        </w:numPr>
+        <w:rPr>
+          <w:lang w:val="ru-RU"/>
+        </w:rPr>
+      </w:pPr>
+      <w:r>
+        <w:rPr>
+          <w:highlight w:val="none"/>
+          <w:lang w:val="ru-RU"/>
+        </w:rPr>
+      </w:r>
+      <w:r>
+        <w:rPr>
+          <w:highlight w:val="none"/>
+          <w:lang w:val="ru-RU"/>
+        </w:rPr>
+        <w:t xml:space="preserve">перевод логов на LoggerMessage/source-generated logging;</w:t>
+      </w:r>
+      <w:r>
+        <w:rPr>
+          <w:highlight w:val="none"/>
+          <w:lang w:val="ru-RU"/>
+        </w:rPr>
+      </w:r>
+      <w:r>
+        <w:rPr>
+          <w:highlight w:val="none"/>
+          <w:lang w:val="ru-RU"/>
+        </w:rPr>
+      </w:r>
+    </w:p>
+    <w:p>
+      <w:pPr>
+        <w:pStyle w:val="847"/>
+        <w:numPr>
+          <w:ilvl w:val="0"/>
+          <w:numId w:val="7"/>
+        </w:numPr>
+        <w:rPr>
+          <w:lang w:val="ru-RU"/>
+        </w:rPr>
+      </w:pPr>
+      <w:r>
+        <w:rPr>
+          <w:highlight w:val="none"/>
+          <w:lang w:val="ru-RU"/>
+        </w:rPr>
+      </w:r>
+      <w:r>
+        <w:rPr>
+          <w:highlight w:val="none"/>
+          <w:lang w:val="ru-RU"/>
+        </w:rPr>
+        <w:t xml:space="preserve">JSON-логи;</w:t>
+      </w:r>
+      <w:r>
+        <w:rPr>
+          <w:highlight w:val="none"/>
+          <w:lang w:val="ru-RU"/>
+        </w:rPr>
+      </w:r>
+      <w:r>
+        <w:rPr>
+          <w:highlight w:val="none"/>
+          <w:lang w:val="ru-RU"/>
+        </w:rPr>
+      </w:r>
+    </w:p>
+    <w:p>
+      <w:pPr>
+        <w:pStyle w:val="847"/>
+        <w:numPr>
+          <w:ilvl w:val="0"/>
+          <w:numId w:val="7"/>
+        </w:numPr>
+        <w:rPr>
+          <w:lang w:val="ru-RU"/>
+        </w:rPr>
+      </w:pPr>
+      <w:r>
+        <w:rPr>
+          <w:highlight w:val="none"/>
+          <w:lang w:val="ru-RU"/>
+        </w:rPr>
+      </w:r>
+      <w:r>
+        <w:rPr>
+          <w:highlight w:val="none"/>
+          <w:lang w:val="ru-RU"/>
+        </w:rPr>
+        <w:t xml:space="preserve">health checks для мониторинга;</w:t>
+      </w:r>
+      <w:r>
+        <w:rPr>
+          <w:highlight w:val="none"/>
+          <w:lang w:val="ru-RU"/>
+        </w:rPr>
+      </w:r>
+      <w:r>
+        <w:rPr>
+          <w:highlight w:val="none"/>
+          <w:lang w:val="ru-RU"/>
+        </w:rPr>
+      </w:r>
+    </w:p>
+    <w:p>
+      <w:pPr>
+        <w:pStyle w:val="847"/>
+        <w:numPr>
+          <w:ilvl w:val="0"/>
+          <w:numId w:val="7"/>
+        </w:numPr>
+        <w:rPr>
+          <w:lang w:val="ru-RU"/>
+        </w:rPr>
+      </w:pPr>
+      <w:r>
+        <w:rPr>
+          <w:highlight w:val="none"/>
+          <w:lang w:val="ru-RU"/>
+        </w:rPr>
+      </w:r>
+      <w:r>
+        <w:rPr>
+          <w:highlight w:val="none"/>
+          <w:lang w:val="ru-RU"/>
+        </w:rPr>
+        <w:t xml:space="preserve">Prometheus/OpenTelemetry;</w:t>
+      </w:r>
+      <w:r>
+        <w:rPr>
+          <w:highlight w:val="none"/>
+          <w:lang w:val="ru-RU"/>
+        </w:rPr>
+      </w:r>
+      <w:r>
+        <w:rPr>
+          <w:highlight w:val="none"/>
+          <w:lang w:val="ru-RU"/>
+        </w:rPr>
+      </w:r>
+    </w:p>
+    <w:p>
+      <w:pPr>
+        <w:pStyle w:val="847"/>
+        <w:numPr>
+          <w:ilvl w:val="0"/>
+          <w:numId w:val="7"/>
+        </w:numPr>
+        <w:rPr>
+          <w:lang w:val="ru-RU"/>
+        </w:rPr>
+      </w:pPr>
+      <w:r>
+        <w:rPr>
+          <w:highlight w:val="none"/>
+          <w:lang w:val="ru-RU"/>
+        </w:rPr>
+      </w:r>
+      <w:r>
+        <w:rPr>
+          <w:highlight w:val="none"/>
+          <w:lang w:val="ru-RU"/>
+        </w:rPr>
+        <w:t xml:space="preserve">полноценные integration tests с WebApplicationFactory;</w:t>
+      </w:r>
+      <w:r>
+        <w:rPr>
+          <w:highlight w:val="none"/>
+          <w:lang w:val="ru-RU"/>
+        </w:rPr>
+      </w:r>
+      <w:r>
+        <w:rPr>
+          <w:highlight w:val="none"/>
+          <w:lang w:val="ru-RU"/>
+        </w:rPr>
+      </w:r>
+    </w:p>
+    <w:p>
+      <w:pPr>
+        <w:pStyle w:val="847"/>
+        <w:numPr>
+          <w:ilvl w:val="0"/>
+          <w:numId w:val="7"/>
+        </w:numPr>
+        <w:rPr>
+          <w:lang w:val="ru-RU"/>
+        </w:rPr>
+      </w:pPr>
+      <w:r>
+        <w:rPr>
+          <w:highlight w:val="none"/>
+          <w:lang w:val="ru-RU"/>
+        </w:rPr>
+        <w:t xml:space="preserve">контейнеризация</w:t>
+      </w:r>
+      <w:r>
+        <w:rPr>
+          <w:highlight w:val="none"/>
           <w:lang w:val="ru-RU"/>
         </w:rPr>
       </w:r>
@@ -2837,6 +3064,135 @@
       </w:rPr>
     </w:lvl>
   </w:abstractNum>
+  <w:abstractNum w:abstractNumId="6">
+    <w:multiLevelType w:val="hybridMultilevel"/>
+    <w:lvl w:ilvl="0">
+      <w:start w:val="1"/>
+      <w:numFmt w:val="bullet"/>
+      <w:isLgl w:val="false"/>
+      <w:suff w:val="tab"/>
+      <w:lvlText w:val="·"/>
+      <w:lvlJc w:val="left"/>
+      <w:pPr>
+        <w:ind w:left="709" w:hanging="360"/>
+      </w:pPr>
+      <w:rPr>
+        <w:rFonts w:hint="default" w:ascii="Symbol" w:hAnsi="Symbol" w:eastAsia="Symbol" w:cs="Symbol"/>
+      </w:rPr>
+    </w:lvl>
+    <w:lvl w:ilvl="1">
+      <w:start w:val="1"/>
+      <w:numFmt w:val="bullet"/>
+      <w:isLgl w:val="false"/>
+      <w:suff w:val="tab"/>
+      <w:lvlText w:val="o"/>
+      <w:lvlJc w:val="left"/>
+      <w:pPr>
+        <w:ind w:left="1429" w:hanging="360"/>
+      </w:pPr>
+      <w:rPr>
+        <w:rFonts w:hint="default" w:ascii="Courier New" w:hAnsi="Courier New" w:eastAsia="Courier New" w:cs="Courier New"/>
+      </w:rPr>
+    </w:lvl>
+    <w:lvl w:ilvl="2">
+      <w:start w:val="1"/>
+      <w:numFmt w:val="bullet"/>
+      <w:isLgl w:val="false"/>
+      <w:suff w:val="tab"/>
+      <w:lvlText w:val="§"/>
+      <w:lvlJc w:val="left"/>
+      <w:pPr>
+        <w:ind w:left="2149" w:hanging="360"/>
+      </w:pPr>
+      <w:rPr>
+        <w:rFonts w:hint="default" w:ascii="Wingdings" w:hAnsi="Wingdings" w:eastAsia="Wingdings" w:cs="Wingdings"/>
+      </w:rPr>
+    </w:lvl>
+    <w:lvl w:ilvl="3">
+      <w:start w:val="1"/>
+      <w:numFmt w:val="bullet"/>
+      <w:isLgl w:val="false"/>
+      <w:suff w:val="tab"/>
+      <w:lvlText w:val="·"/>
+      <w:lvlJc w:val="left"/>
+      <w:pPr>
+        <w:ind w:left="2869" w:hanging="360"/>
+      </w:pPr>
+      <w:rPr>
+        <w:rFonts w:hint="default" w:ascii="Symbol" w:hAnsi="Symbol" w:eastAsia="Symbol" w:cs="Symbol"/>
+      </w:rPr>
+    </w:lvl>
+    <w:lvl w:ilvl="4">
+      <w:start w:val="1"/>
+      <w:numFmt w:val="bullet"/>
+      <w:isLgl w:val="false"/>
+      <w:suff w:val="tab"/>
+      <w:lvlText w:val="o"/>
+      <w:lvlJc w:val="left"/>
+      <w:pPr>
+        <w:ind w:left="3589" w:hanging="360"/>
+      </w:pPr>
+      <w:rPr>
+        <w:rFonts w:hint="default" w:ascii="Courier New" w:hAnsi="Courier New" w:eastAsia="Courier New" w:cs="Courier New"/>
+      </w:rPr>
+    </w:lvl>
+    <w:lvl w:ilvl="5">
+      <w:start w:val="1"/>
+      <w:numFmt w:val="bullet"/>
+      <w:isLgl w:val="false"/>
+      <w:suff w:val="tab"/>
+      <w:lvlText w:val="§"/>
+      <w:lvlJc w:val="left"/>
+      <w:pPr>
+        <w:ind w:left="4309" w:hanging="360"/>
+      </w:pPr>
+      <w:rPr>
+        <w:rFonts w:hint="default" w:ascii="Wingdings" w:hAnsi="Wingdings" w:eastAsia="Wingdings" w:cs="Wingdings"/>
+      </w:rPr>
+    </w:lvl>
+    <w:lvl w:ilvl="6">
+      <w:start w:val="1"/>
+      <w:numFmt w:val="bullet"/>
+      <w:isLgl w:val="false"/>
+      <w:suff w:val="tab"/>
+      <w:lvlText w:val="·"/>
+      <w:lvlJc w:val="left"/>
+      <w:pPr>
+        <w:ind w:left="5029" w:hanging="360"/>
+      </w:pPr>
+      <w:rPr>
+        <w:rFonts w:hint="default" w:ascii="Symbol" w:hAnsi="Symbol" w:eastAsia="Symbol" w:cs="Symbol"/>
+      </w:rPr>
+    </w:lvl>
+    <w:lvl w:ilvl="7">
+      <w:start w:val="1"/>
+      <w:numFmt w:val="bullet"/>
+      <w:isLgl w:val="false"/>
+      <w:suff w:val="tab"/>
+      <w:lvlText w:val="o"/>
+      <w:lvlJc w:val="left"/>
+      <w:pPr>
+        <w:ind w:left="5749" w:hanging="360"/>
+      </w:pPr>
+      <w:rPr>
+        <w:rFonts w:hint="default" w:ascii="Courier New" w:hAnsi="Courier New" w:eastAsia="Courier New" w:cs="Courier New"/>
+      </w:rPr>
+    </w:lvl>
+    <w:lvl w:ilvl="8">
+      <w:start w:val="1"/>
+      <w:numFmt w:val="bullet"/>
+      <w:isLgl w:val="false"/>
+      <w:suff w:val="tab"/>
+      <w:lvlText w:val="§"/>
+      <w:lvlJc w:val="left"/>
+      <w:pPr>
+        <w:ind w:left="6469" w:hanging="360"/>
+      </w:pPr>
+      <w:rPr>
+        <w:rFonts w:hint="default" w:ascii="Wingdings" w:hAnsi="Wingdings" w:eastAsia="Wingdings" w:cs="Wingdings"/>
+      </w:rPr>
+    </w:lvl>
+  </w:abstractNum>
   <w:num w:numId="1">
     <w:abstractNumId w:val="0"/>
   </w:num>
@@ -2854,6 +3210,9 @@
   </w:num>
   <w:num w:numId="6">
     <w:abstractNumId w:val="5"/>
+  </w:num>
+  <w:num w:numId="7">
+    <w:abstractNumId w:val="6"/>
   </w:num>
 </w:numbering>
 </file>
